--- a/Balireddy Mahalakshmi.docx
+++ b/Balireddy Mahalakshmi.docx
@@ -9,7 +9,7 @@
           <w:rFonts w:cs="Calibri"/>
           <w:b/>
           <w:bCs/>
-          <w:color w:val="003399"/>
+          <w:color w:val="550000"/>
           <w:sz w:val="44"/>
           <w:szCs w:val="44"/>
         </w:rPr>
@@ -19,7 +19,7 @@
           <w:rFonts w:cs="Calibri"/>
           <w:b/>
           <w:bCs/>
-          <w:color w:val="003399"/>
+          <w:color w:val="550000"/>
           <w:sz w:val="44"/>
           <w:szCs w:val="44"/>
         </w:rPr>
@@ -28,6 +28,7 @@
     </w:p>
     <w:p>
       <w:pPr>
+        <w:spacing w:after="0"/>
         <w:rPr>
           <w:rFonts w:ascii="Lato" w:hAnsi="Lato" w:cs="Calibri"/>
           <w:color w:val="747474" w:themeColor="background2" w:themeShade="80"/>
@@ -42,8 +43,37 @@
           <w:sz w:val="20"/>
           <w:szCs w:val="20"/>
         </w:rPr>
-        <w:t xml:space="preserve">Badvel, Andhra Pradesh | 7200481646 | </w:t>
-      </w:r>
+        <w:t>Badvel, Andhra Pradesh</w:t>
+      </w:r>
+      <w:r>
+        <w:rPr>
+          <w:rFonts w:ascii="Lato" w:hAnsi="Lato" w:cs="Calibri"/>
+          <w:color w:val="747474" w:themeColor="background2" w:themeShade="80"/>
+          <w:sz w:val="20"/>
+          <w:szCs w:val="20"/>
+        </w:rPr>
+        <w:t xml:space="preserve"> - 516227</w:t>
+      </w:r>
+      <w:r>
+        <w:rPr>
+          <w:rFonts w:ascii="Lato" w:hAnsi="Lato" w:cs="Calibri"/>
+          <w:color w:val="747474" w:themeColor="background2" w:themeShade="80"/>
+          <w:sz w:val="20"/>
+          <w:szCs w:val="20"/>
+        </w:rPr>
+        <w:t xml:space="preserve"> | 7200481646 </w:t>
+      </w:r>
+    </w:p>
+    <w:p>
+      <w:pPr>
+        <w:spacing w:after="0"/>
+        <w:rPr>
+          <w:rFonts w:ascii="Lato" w:hAnsi="Lato" w:cs="Calibri"/>
+          <w:color w:val="747474" w:themeColor="background2" w:themeShade="80"/>
+          <w:sz w:val="20"/>
+          <w:szCs w:val="20"/>
+        </w:rPr>
+      </w:pPr>
       <w:hyperlink r:id="rId7" w:history="1">
         <w:r>
           <w:rPr>
@@ -87,7 +117,7 @@
             <w:szCs w:val="20"/>
             <w:u w:val="none"/>
           </w:rPr>
-          <w:t>nkdn</w:t>
+          <w:t>i</w:t>
         </w:r>
         <w:r>
           <w:rPr>
@@ -98,28 +128,105 @@
             <w:szCs w:val="20"/>
             <w:u w:val="none"/>
           </w:rPr>
-          <w:t>.com/balireddy-mahalakshmi</w:t>
+          <w:t>nk</w:t>
+        </w:r>
+        <w:r>
+          <w:rPr>
+            <w:rStyle w:val="Hyperlink"/>
+            <w:rFonts w:ascii="Lato" w:hAnsi="Lato" w:cs="Calibri"/>
+            <w:color w:val="747474" w:themeColor="background2" w:themeShade="80"/>
+            <w:sz w:val="20"/>
+            <w:szCs w:val="20"/>
+            <w:u w:val="none"/>
+          </w:rPr>
+          <w:t>e</w:t>
+        </w:r>
+        <w:r>
+          <w:rPr>
+            <w:rStyle w:val="Hyperlink"/>
+            <w:rFonts w:ascii="Lato" w:hAnsi="Lato" w:cs="Calibri"/>
+            <w:color w:val="747474" w:themeColor="background2" w:themeShade="80"/>
+            <w:sz w:val="20"/>
+            <w:szCs w:val="20"/>
+            <w:u w:val="none"/>
+          </w:rPr>
+          <w:t>d</w:t>
+        </w:r>
+        <w:r>
+          <w:rPr>
+            <w:rStyle w:val="Hyperlink"/>
+            <w:rFonts w:ascii="Lato" w:hAnsi="Lato" w:cs="Calibri"/>
+            <w:color w:val="747474" w:themeColor="background2" w:themeShade="80"/>
+            <w:sz w:val="20"/>
+            <w:szCs w:val="20"/>
+            <w:u w:val="none"/>
+          </w:rPr>
+          <w:t>i</w:t>
+        </w:r>
+        <w:r>
+          <w:rPr>
+            <w:rStyle w:val="Hyperlink"/>
+            <w:rFonts w:ascii="Lato" w:hAnsi="Lato" w:cs="Calibri"/>
+            <w:color w:val="747474" w:themeColor="background2" w:themeShade="80"/>
+            <w:sz w:val="20"/>
+            <w:szCs w:val="20"/>
+            <w:u w:val="none"/>
+          </w:rPr>
+          <w:t>n</w:t>
+        </w:r>
+        <w:r>
+          <w:rPr>
+            <w:rStyle w:val="Hyperlink"/>
+            <w:rFonts w:ascii="Lato" w:hAnsi="Lato" w:cs="Calibri"/>
+            <w:color w:val="747474" w:themeColor="background2" w:themeShade="80"/>
+            <w:sz w:val="20"/>
+            <w:szCs w:val="20"/>
+            <w:u w:val="none"/>
+          </w:rPr>
+          <w:t>.com/</w:t>
+        </w:r>
+        <w:r>
+          <w:rPr>
+            <w:rStyle w:val="Hyperlink"/>
+            <w:rFonts w:ascii="Lato" w:hAnsi="Lato" w:cs="Calibri"/>
+            <w:color w:val="747474" w:themeColor="background2" w:themeShade="80"/>
+            <w:sz w:val="20"/>
+            <w:szCs w:val="20"/>
+            <w:u w:val="none"/>
+          </w:rPr>
+          <w:t>in/</w:t>
+        </w:r>
+        <w:r>
+          <w:rPr>
+            <w:rStyle w:val="Hyperlink"/>
+            <w:rFonts w:ascii="Lato" w:hAnsi="Lato" w:cs="Calibri"/>
+            <w:color w:val="747474" w:themeColor="background2" w:themeShade="80"/>
+            <w:sz w:val="20"/>
+            <w:szCs w:val="20"/>
+            <w:u w:val="none"/>
+          </w:rPr>
+          <w:t>balireddy-mahalakshmi</w:t>
         </w:r>
       </w:hyperlink>
     </w:p>
     <w:p>
       <w:pPr>
-        <w:spacing w:after="0"/>
-        <w:rPr>
-          <w:rFonts w:cs="Calibri"/>
-          <w:color w:val="003FBC"/>
-          <w:sz w:val="22"/>
-          <w:szCs w:val="22"/>
-        </w:rPr>
-      </w:pPr>
-      <w:r>
-        <w:rPr>
-          <w:rFonts w:cs="Calibri"/>
-          <w:color w:val="003FBC"/>
-          <w:sz w:val="22"/>
-          <w:szCs w:val="22"/>
-        </w:rPr>
-        <w:t>PROFESSIONAL SUMMARY</w:t>
+        <w:spacing w:after="0" w:line="276" w:lineRule="auto"/>
+        <w:rPr>
+          <w:rFonts w:cs="Calibri"/>
+          <w:color w:val="005555"/>
+          <w:sz w:val="28"/>
+          <w:szCs w:val="28"/>
+        </w:rPr>
+      </w:pPr>
+      <w:r>
+        <w:rPr>
+          <w:rFonts w:cs="Calibri"/>
+          <w:color w:val="005555"/>
+          <w:sz w:val="28"/>
+          <w:szCs w:val="28"/>
+        </w:rPr>
+        <w:t>Professional Summary</w:t>
       </w:r>
     </w:p>
     <w:p>
@@ -127,53 +234,37 @@
         <w:jc w:val="both"/>
         <w:rPr>
           <w:rFonts w:ascii="Lato" w:hAnsi="Lato" w:cs="Calibri"/>
-          <w:sz w:val="22"/>
-          <w:szCs w:val="22"/>
+          <w:sz w:val="20"/>
+          <w:szCs w:val="20"/>
         </w:rPr>
       </w:pPr>
       <w:r>
         <w:rPr>
           <w:rFonts w:ascii="Lato" w:hAnsi="Lato" w:cs="Calibri"/>
-          <w:sz w:val="22"/>
-          <w:szCs w:val="22"/>
-        </w:rPr>
-        <w:t>AI/ML</w:t>
-      </w:r>
-      <w:r>
-        <w:rPr>
-          <w:rFonts w:ascii="Lato" w:hAnsi="Lato" w:cs="Calibri"/>
-          <w:sz w:val="22"/>
-          <w:szCs w:val="22"/>
-        </w:rPr>
-        <w:t xml:space="preserve"> </w:t>
-      </w:r>
-      <w:r>
-        <w:rPr>
-          <w:rFonts w:ascii="Lato" w:hAnsi="Lato" w:cs="Calibri"/>
-          <w:sz w:val="22"/>
-          <w:szCs w:val="22"/>
-        </w:rPr>
-        <w:t>Graduate with a strong foundation in building intelligent systems that solve real-world problems. I specialize in developing deep learning models—like YOLO and LSTMs—and connecting them to live data sources. I have hands-on experience in Python automation, predictive analytics, and deploying solutions using AWS cloud. I’m passionate about making AI practical, scalable, and easy to use in everyday life.</w:t>
+          <w:sz w:val="20"/>
+          <w:szCs w:val="20"/>
+        </w:rPr>
+        <w:t>AI/ML Graduate with a strong foundation in building intelligent systems that solve real-world problems. I specialize in developing deep learning models—like YOLO and LSTMs—and connecting them to live data sources. I have hands-on experience in Python automation, predictive analytics, and deploying solutions using AWS cloud. I’m passionate about making AI practical, scalable, and easy to use in everyday life.</w:t>
       </w:r>
     </w:p>
     <w:p>
       <w:pPr>
-        <w:spacing w:before="240" w:line="276" w:lineRule="auto"/>
-        <w:rPr>
-          <w:rFonts w:cs="Calibri"/>
-          <w:color w:val="003FBC"/>
-          <w:sz w:val="22"/>
-          <w:szCs w:val="22"/>
-        </w:rPr>
-      </w:pPr>
-      <w:r>
-        <w:rPr>
-          <w:rFonts w:cs="Calibri"/>
-          <w:color w:val="003FBC"/>
-          <w:sz w:val="22"/>
-          <w:szCs w:val="22"/>
-        </w:rPr>
-        <w:t>TECHNICAL SKILLS</w:t>
+        <w:spacing w:before="240" w:after="0" w:line="276" w:lineRule="auto"/>
+        <w:rPr>
+          <w:rFonts w:cs="Calibri"/>
+          <w:color w:val="005555"/>
+          <w:sz w:val="26"/>
+          <w:szCs w:val="26"/>
+        </w:rPr>
+      </w:pPr>
+      <w:r>
+        <w:rPr>
+          <w:rFonts w:cs="Calibri"/>
+          <w:color w:val="005555"/>
+          <w:sz w:val="26"/>
+          <w:szCs w:val="26"/>
+        </w:rPr>
+        <w:t>Technical Skills</w:t>
       </w:r>
     </w:p>
     <w:p>
@@ -185,25 +276,45 @@
         <w:spacing w:after="0" w:line="276" w:lineRule="auto"/>
         <w:rPr>
           <w:rFonts w:cs="Calibri"/>
-          <w:sz w:val="22"/>
-          <w:szCs w:val="22"/>
-        </w:rPr>
-      </w:pPr>
-      <w:r>
-        <w:rPr>
-          <w:rFonts w:cs="Calibri"/>
-          <w:b/>
-          <w:bCs/>
-          <w:sz w:val="22"/>
-          <w:szCs w:val="22"/>
-        </w:rPr>
-        <w:t>Programming &amp; Databases:</w:t>
-      </w:r>
-      <w:r>
-        <w:rPr>
-          <w:rFonts w:cs="Calibri"/>
-          <w:sz w:val="22"/>
-          <w:szCs w:val="22"/>
+          <w:sz w:val="20"/>
+          <w:szCs w:val="20"/>
+        </w:rPr>
+      </w:pPr>
+      <w:r>
+        <w:rPr>
+          <w:rFonts w:cs="Calibri"/>
+          <w:b/>
+          <w:bCs/>
+          <w:sz w:val="20"/>
+          <w:szCs w:val="20"/>
+        </w:rPr>
+        <w:t>Programming Languages</w:t>
+      </w:r>
+      <w:r>
+        <w:rPr>
+          <w:rFonts w:cs="Calibri"/>
+          <w:b/>
+          <w:bCs/>
+          <w:sz w:val="20"/>
+          <w:szCs w:val="20"/>
+        </w:rPr>
+        <w:t xml:space="preserve">     </w:t>
+      </w:r>
+      <w:r>
+        <w:rPr>
+          <w:rFonts w:cs="Calibri"/>
+          <w:b/>
+          <w:bCs/>
+          <w:sz w:val="20"/>
+          <w:szCs w:val="20"/>
+        </w:rPr>
+        <w:t>:</w:t>
+      </w:r>
+      <w:r>
+        <w:rPr>
+          <w:rFonts w:cs="Calibri"/>
+          <w:sz w:val="20"/>
+          <w:szCs w:val="20"/>
         </w:rPr>
         <w:t xml:space="preserve"> Python, SQL (MySQL), C, Data Structures &amp; Algorithms (DSA).</w:t>
       </w:r>
@@ -217,27 +328,55 @@
         <w:spacing w:after="0" w:line="276" w:lineRule="auto"/>
         <w:rPr>
           <w:rFonts w:cs="Calibri"/>
-          <w:sz w:val="22"/>
-          <w:szCs w:val="22"/>
-        </w:rPr>
-      </w:pPr>
-      <w:r>
-        <w:rPr>
-          <w:rFonts w:cs="Calibri"/>
-          <w:b/>
-          <w:bCs/>
-          <w:sz w:val="22"/>
-          <w:szCs w:val="22"/>
-        </w:rPr>
-        <w:t>Machine Learning &amp; AI:</w:t>
-      </w:r>
-      <w:r>
-        <w:rPr>
-          <w:rFonts w:cs="Calibri"/>
-          <w:sz w:val="22"/>
-          <w:szCs w:val="22"/>
-        </w:rPr>
-        <w:t xml:space="preserve"> Supervised/Unsupervised Learning, Deep Learning (CNN, LSTM), Natural Language Processing (NLP)</w:t>
+          <w:sz w:val="20"/>
+          <w:szCs w:val="20"/>
+        </w:rPr>
+      </w:pPr>
+      <w:r>
+        <w:rPr>
+          <w:rFonts w:cs="Calibri"/>
+          <w:b/>
+          <w:bCs/>
+          <w:sz w:val="20"/>
+          <w:szCs w:val="20"/>
+        </w:rPr>
+        <w:t>Machine Learning</w:t>
+      </w:r>
+      <w:r>
+        <w:rPr>
+          <w:rFonts w:cs="Calibri"/>
+          <w:b/>
+          <w:bCs/>
+          <w:sz w:val="20"/>
+          <w:szCs w:val="20"/>
+        </w:rPr>
+        <w:t xml:space="preserve">                    </w:t>
+      </w:r>
+      <w:r>
+        <w:rPr>
+          <w:rFonts w:cs="Calibri"/>
+          <w:b/>
+          <w:bCs/>
+          <w:sz w:val="20"/>
+          <w:szCs w:val="20"/>
+        </w:rPr>
+        <w:t>:</w:t>
+      </w:r>
+      <w:r>
+        <w:rPr>
+          <w:rFonts w:cs="Calibri"/>
+          <w:sz w:val="20"/>
+          <w:szCs w:val="20"/>
+        </w:rPr>
+        <w:t xml:space="preserve"> Supervised/Unsupervised Learning, Deep Learning (CNN, LSTM), NLP</w:t>
+      </w:r>
+      <w:r>
+        <w:rPr>
+          <w:rFonts w:cs="Calibri"/>
+          <w:sz w:val="20"/>
+          <w:szCs w:val="20"/>
+        </w:rPr>
+        <w:t>.</w:t>
       </w:r>
     </w:p>
     <w:p>
@@ -249,45 +388,47 @@
         <w:spacing w:after="0" w:line="276" w:lineRule="auto"/>
         <w:rPr>
           <w:rFonts w:cs="Calibri"/>
-          <w:sz w:val="22"/>
-          <w:szCs w:val="22"/>
-        </w:rPr>
-      </w:pPr>
-      <w:r>
-        <w:rPr>
-          <w:rFonts w:cs="Calibri"/>
-          <w:b/>
-          <w:bCs/>
-          <w:sz w:val="22"/>
-          <w:szCs w:val="22"/>
-        </w:rPr>
-        <w:t>Frameworks &amp; Libraries:</w:t>
-      </w:r>
-      <w:r>
-        <w:rPr>
-          <w:rFonts w:cs="Calibri"/>
-          <w:sz w:val="22"/>
-          <w:szCs w:val="22"/>
-        </w:rPr>
-        <w:t xml:space="preserve"> TensorFlow, </w:t>
-      </w:r>
-      <w:proofErr w:type="spellStart"/>
-      <w:r>
-        <w:rPr>
-          <w:rFonts w:cs="Calibri"/>
-          <w:sz w:val="22"/>
-          <w:szCs w:val="22"/>
-        </w:rPr>
-        <w:t>Keras</w:t>
-      </w:r>
-      <w:proofErr w:type="spellEnd"/>
-      <w:r>
-        <w:rPr>
-          <w:rFonts w:cs="Calibri"/>
-          <w:sz w:val="22"/>
-          <w:szCs w:val="22"/>
-        </w:rPr>
-        <w:t>, OpenCV, Scikit-learn, Pandas, NumPy, Matplotlib.</w:t>
+          <w:sz w:val="20"/>
+          <w:szCs w:val="20"/>
+        </w:rPr>
+      </w:pPr>
+      <w:r>
+        <w:rPr>
+          <w:rFonts w:cs="Calibri"/>
+          <w:b/>
+          <w:bCs/>
+          <w:sz w:val="20"/>
+          <w:szCs w:val="20"/>
+        </w:rPr>
+        <w:t>Libraries &amp; Frameworks</w:t>
+      </w:r>
+      <w:r>
+        <w:rPr>
+          <w:rFonts w:cs="Calibri"/>
+          <w:b/>
+          <w:bCs/>
+          <w:sz w:val="20"/>
+          <w:szCs w:val="20"/>
+        </w:rPr>
+        <w:t xml:space="preserve">       </w:t>
+      </w:r>
+      <w:r>
+        <w:rPr>
+          <w:rFonts w:cs="Calibri"/>
+          <w:b/>
+          <w:bCs/>
+          <w:sz w:val="20"/>
+          <w:szCs w:val="20"/>
+        </w:rPr>
+        <w:t>:</w:t>
+      </w:r>
+      <w:r>
+        <w:rPr>
+          <w:rFonts w:cs="Calibri"/>
+          <w:sz w:val="20"/>
+          <w:szCs w:val="20"/>
+        </w:rPr>
+        <w:t xml:space="preserve"> TensorFlow, Keras, OpenCV, Pandas, NumPy, Matplotlib.</w:t>
       </w:r>
     </w:p>
     <w:p>
@@ -299,139 +440,67 @@
         <w:spacing w:after="0" w:line="276" w:lineRule="auto"/>
         <w:rPr>
           <w:rFonts w:cs="Calibri"/>
-          <w:sz w:val="22"/>
-          <w:szCs w:val="22"/>
-        </w:rPr>
-      </w:pPr>
-      <w:r>
-        <w:rPr>
-          <w:rFonts w:cs="Calibri"/>
-          <w:b/>
-          <w:bCs/>
-          <w:sz w:val="22"/>
-          <w:szCs w:val="22"/>
-        </w:rPr>
-        <w:t>Software Engineering</w:t>
-      </w:r>
-      <w:r>
-        <w:rPr>
-          <w:rFonts w:cs="Calibri"/>
-          <w:b/>
-          <w:bCs/>
-          <w:sz w:val="22"/>
-          <w:szCs w:val="22"/>
-        </w:rPr>
-        <w:t xml:space="preserve"> </w:t>
-      </w:r>
-      <w:r>
-        <w:rPr>
-          <w:rFonts w:cs="Calibri"/>
-          <w:b/>
-          <w:bCs/>
-          <w:sz w:val="22"/>
-          <w:szCs w:val="22"/>
-        </w:rPr>
-        <w:t>Tools:</w:t>
-      </w:r>
-      <w:r>
-        <w:rPr>
-          <w:rFonts w:cs="Calibri"/>
-          <w:sz w:val="22"/>
-          <w:szCs w:val="22"/>
-        </w:rPr>
-        <w:t xml:space="preserve"> Git, GitHub (Version Control), VS Code, API Development </w:t>
-      </w:r>
-      <w:r>
-        <w:rPr>
-          <w:rFonts w:cs="Calibri"/>
-          <w:sz w:val="22"/>
-          <w:szCs w:val="22"/>
-        </w:rPr>
-        <w:t>(FASTAPI)</w:t>
+          <w:sz w:val="20"/>
+          <w:szCs w:val="20"/>
+        </w:rPr>
+      </w:pPr>
+      <w:r>
+        <w:rPr>
+          <w:rFonts w:cs="Calibri"/>
+          <w:b/>
+          <w:bCs/>
+          <w:sz w:val="20"/>
+          <w:szCs w:val="20"/>
+        </w:rPr>
+        <w:t>Tools &amp; Cloud</w:t>
+      </w:r>
+      <w:r>
+        <w:rPr>
+          <w:rFonts w:cs="Calibri"/>
+          <w:b/>
+          <w:bCs/>
+          <w:sz w:val="20"/>
+          <w:szCs w:val="20"/>
+        </w:rPr>
+        <w:t xml:space="preserve">                             </w:t>
+      </w:r>
+      <w:r>
+        <w:rPr>
+          <w:rFonts w:cs="Calibri"/>
+          <w:b/>
+          <w:bCs/>
+          <w:sz w:val="20"/>
+          <w:szCs w:val="20"/>
+        </w:rPr>
+        <w:t>:</w:t>
+      </w:r>
+      <w:r>
+        <w:rPr>
+          <w:rFonts w:cs="Calibri"/>
+          <w:sz w:val="20"/>
+          <w:szCs w:val="20"/>
+        </w:rPr>
+        <w:t xml:space="preserve"> AWS (Certified), FastAPI, Git, GitHub, Power BI, VS Code, MS Excel.</w:t>
       </w:r>
     </w:p>
     <w:p>
       <w:pPr>
-        <w:numPr>
-          <w:ilvl w:val="0"/>
-          <w:numId w:val="2"/>
-        </w:numPr>
-        <w:spacing w:after="0" w:line="276" w:lineRule="auto"/>
-        <w:rPr>
-          <w:rFonts w:cs="Calibri"/>
-          <w:sz w:val="22"/>
-          <w:szCs w:val="22"/>
-        </w:rPr>
-      </w:pPr>
-      <w:r>
-        <w:rPr>
-          <w:rFonts w:cs="Calibri"/>
-          <w:b/>
-          <w:bCs/>
-          <w:sz w:val="22"/>
-          <w:szCs w:val="22"/>
-        </w:rPr>
-        <w:t>Data Visualization &amp; Analysis:</w:t>
-      </w:r>
-      <w:r>
-        <w:rPr>
-          <w:rFonts w:cs="Calibri"/>
-          <w:sz w:val="22"/>
-          <w:szCs w:val="22"/>
-        </w:rPr>
-        <w:t xml:space="preserve"> Power BI, MS Excel, Exploratory Data Analysis (EDA).</w:t>
-      </w:r>
-    </w:p>
-    <w:p>
-      <w:pPr>
-        <w:numPr>
-          <w:ilvl w:val="0"/>
-          <w:numId w:val="2"/>
-        </w:numPr>
-        <w:spacing w:after="0" w:line="276" w:lineRule="auto"/>
-        <w:rPr>
-          <w:rFonts w:cs="Calibri"/>
-          <w:sz w:val="22"/>
-          <w:szCs w:val="22"/>
-        </w:rPr>
-      </w:pPr>
-      <w:r>
-        <w:rPr>
-          <w:rFonts w:cs="Calibri"/>
-          <w:b/>
-          <w:bCs/>
-          <w:sz w:val="22"/>
-          <w:szCs w:val="22"/>
-        </w:rPr>
-        <w:t>Cloud Computing:</w:t>
-      </w:r>
-      <w:r>
-        <w:rPr>
-          <w:rFonts w:cs="Calibri"/>
-          <w:sz w:val="22"/>
-          <w:szCs w:val="22"/>
-        </w:rPr>
-        <w:t xml:space="preserve"> AWS (Certified Cloud Practitioner), Model Deployment Fundamentals.</w:t>
-      </w:r>
-    </w:p>
-    <w:p>
-      <w:pPr>
-        <w:spacing w:before="240"/>
-        <w:rPr>
-          <w:rFonts w:cs="Calibri"/>
-          <w:color w:val="003FBC"/>
-          <w:sz w:val="22"/>
-          <w:szCs w:val="22"/>
-        </w:rPr>
-      </w:pPr>
-      <w:r>
-        <w:rPr>
-          <w:rFonts w:cs="Calibri"/>
-          <w:color w:val="003FBC"/>
-          <w:sz w:val="22"/>
-          <w:szCs w:val="22"/>
-        </w:rPr>
-        <w:t>PROFESSIONAL EXPERIENCE</w:t>
+        <w:spacing w:before="240" w:after="0" w:line="276" w:lineRule="auto"/>
+        <w:rPr>
+          <w:rFonts w:cs="Calibri"/>
+          <w:color w:val="005555"/>
+          <w:sz w:val="26"/>
+          <w:szCs w:val="26"/>
+        </w:rPr>
+      </w:pPr>
+      <w:r>
+        <w:rPr>
+          <w:rFonts w:cs="Calibri"/>
+          <w:color w:val="005555"/>
+          <w:sz w:val="26"/>
+          <w:szCs w:val="26"/>
+        </w:rPr>
+        <w:t>Professional Experience</w:t>
       </w:r>
     </w:p>
     <w:p>
@@ -461,27 +530,7 @@
           <w:sz w:val="22"/>
           <w:szCs w:val="22"/>
         </w:rPr>
-        <w:t xml:space="preserve"> | </w:t>
-      </w:r>
-      <w:proofErr w:type="spellStart"/>
-      <w:r>
-        <w:rPr>
-          <w:rFonts w:cs="Calibri"/>
-          <w:color w:val="3A3A3A" w:themeColor="background2" w:themeShade="40"/>
-          <w:sz w:val="22"/>
-          <w:szCs w:val="22"/>
-        </w:rPr>
-        <w:t>FabHost</w:t>
-      </w:r>
-      <w:proofErr w:type="spellEnd"/>
-      <w:r>
-        <w:rPr>
-          <w:rFonts w:cs="Calibri"/>
-          <w:color w:val="3A3A3A" w:themeColor="background2" w:themeShade="40"/>
-          <w:sz w:val="22"/>
-          <w:szCs w:val="22"/>
-        </w:rPr>
-        <w:t xml:space="preserve"> Tech Solutions | </w:t>
+        <w:t xml:space="preserve"> | FabHost Tech Solutions | </w:t>
       </w:r>
       <w:r>
         <w:rPr>
@@ -492,7 +541,40 @@
           <w:sz w:val="22"/>
           <w:szCs w:val="22"/>
         </w:rPr>
-        <w:t>Jan 2023 – Mar 2023</w:t>
+        <w:t>Jan 202</w:t>
+      </w:r>
+      <w:r>
+        <w:rPr>
+          <w:rFonts w:cs="Calibri"/>
+          <w:i/>
+          <w:iCs/>
+          <w:color w:val="3A3A3A" w:themeColor="background2" w:themeShade="40"/>
+          <w:sz w:val="22"/>
+          <w:szCs w:val="22"/>
+        </w:rPr>
+        <w:t>4</w:t>
+      </w:r>
+      <w:r>
+        <w:rPr>
+          <w:rFonts w:cs="Calibri"/>
+          <w:i/>
+          <w:iCs/>
+          <w:color w:val="3A3A3A" w:themeColor="background2" w:themeShade="40"/>
+          <w:sz w:val="22"/>
+          <w:szCs w:val="22"/>
+        </w:rPr>
+        <w:t xml:space="preserve"> – Mar 202</w:t>
+      </w:r>
+      <w:r>
+        <w:rPr>
+          <w:rFonts w:cs="Calibri"/>
+          <w:i/>
+          <w:iCs/>
+          <w:color w:val="3A3A3A" w:themeColor="background2" w:themeShade="40"/>
+          <w:sz w:val="22"/>
+          <w:szCs w:val="22"/>
+        </w:rPr>
+        <w:t>4</w:t>
       </w:r>
     </w:p>
     <w:p>
@@ -505,71 +587,35 @@
         <w:jc w:val="both"/>
         <w:rPr>
           <w:rFonts w:cs="Calibri"/>
-          <w:sz w:val="22"/>
-          <w:szCs w:val="22"/>
-        </w:rPr>
-      </w:pPr>
-      <w:r>
-        <w:rPr>
-          <w:rFonts w:cs="Calibri"/>
-          <w:sz w:val="22"/>
-          <w:szCs w:val="22"/>
-        </w:rPr>
-        <w:t xml:space="preserve">Developed and optimized supervised machine learning models (Random Forest, </w:t>
-      </w:r>
-      <w:proofErr w:type="spellStart"/>
-      <w:r>
-        <w:rPr>
-          <w:rFonts w:cs="Calibri"/>
-          <w:sz w:val="22"/>
-          <w:szCs w:val="22"/>
-        </w:rPr>
-        <w:t>XGBoost</w:t>
-      </w:r>
-      <w:proofErr w:type="spellEnd"/>
-      <w:r>
-        <w:rPr>
-          <w:rFonts w:cs="Calibri"/>
-          <w:sz w:val="22"/>
-          <w:szCs w:val="22"/>
-        </w:rPr>
-        <w:t xml:space="preserve">) for predictive analytics using </w:t>
-      </w:r>
-      <w:r>
-        <w:rPr>
-          <w:rFonts w:cs="Calibri"/>
-          <w:b/>
-          <w:bCs/>
-          <w:sz w:val="22"/>
-          <w:szCs w:val="22"/>
-        </w:rPr>
-        <w:t>Python</w:t>
-      </w:r>
-      <w:r>
-        <w:rPr>
-          <w:rFonts w:cs="Calibri"/>
-          <w:sz w:val="22"/>
-          <w:szCs w:val="22"/>
-        </w:rPr>
-        <w:t xml:space="preserve"> and </w:t>
-      </w:r>
-      <w:r>
-        <w:rPr>
-          <w:rFonts w:cs="Calibri"/>
-          <w:b/>
-          <w:bCs/>
-          <w:sz w:val="22"/>
-          <w:szCs w:val="22"/>
-        </w:rPr>
-        <w:t>Scikit-learn</w:t>
-      </w:r>
-      <w:r>
-        <w:rPr>
-          <w:rFonts w:cs="Calibri"/>
-          <w:sz w:val="22"/>
-          <w:szCs w:val="22"/>
-        </w:rPr>
-        <w:t>.</w:t>
+          <w:sz w:val="20"/>
+          <w:szCs w:val="20"/>
+        </w:rPr>
+      </w:pPr>
+      <w:r>
+        <w:rPr>
+          <w:rFonts w:cs="Calibri"/>
+          <w:sz w:val="20"/>
+          <w:szCs w:val="20"/>
+        </w:rPr>
+        <w:t xml:space="preserve">Developed and optimized </w:t>
+      </w:r>
+      <w:r>
+        <w:rPr>
+          <w:rFonts w:cs="Calibri"/>
+          <w:b/>
+          <w:bCs/>
+          <w:sz w:val="20"/>
+          <w:szCs w:val="20"/>
+        </w:rPr>
+        <w:t>supervised models</w:t>
+      </w:r>
+      <w:r>
+        <w:rPr>
+          <w:rFonts w:cs="Calibri"/>
+          <w:sz w:val="20"/>
+          <w:szCs w:val="20"/>
+        </w:rPr>
+        <w:t xml:space="preserve"> (Random Forest, XGBoost) using Python and Scikit-learn, achieving a 10% increase in accuracy through advanced feature engineering.</w:t>
       </w:r>
     </w:p>
     <w:p>
@@ -582,75 +628,105 @@
         <w:jc w:val="both"/>
         <w:rPr>
           <w:rFonts w:cs="Calibri"/>
-          <w:sz w:val="22"/>
-          <w:szCs w:val="22"/>
-        </w:rPr>
-      </w:pPr>
-      <w:r>
-        <w:rPr>
-          <w:rFonts w:cs="Calibri"/>
-          <w:sz w:val="22"/>
-          <w:szCs w:val="22"/>
-        </w:rPr>
-        <w:t>Engineered data</w:t>
-      </w:r>
-      <w:r>
-        <w:rPr>
-          <w:rFonts w:cs="Calibri"/>
-          <w:b/>
-          <w:bCs/>
-          <w:sz w:val="22"/>
-          <w:szCs w:val="22"/>
-        </w:rPr>
-        <w:t xml:space="preserve"> preprocessing pipelines</w:t>
-      </w:r>
-      <w:r>
-        <w:rPr>
-          <w:rFonts w:cs="Calibri"/>
-          <w:sz w:val="22"/>
-          <w:szCs w:val="22"/>
-        </w:rPr>
-        <w:t xml:space="preserve"> and performed advanced </w:t>
-      </w:r>
-      <w:r>
-        <w:rPr>
-          <w:rFonts w:cs="Calibri"/>
-          <w:b/>
-          <w:bCs/>
-          <w:sz w:val="22"/>
-          <w:szCs w:val="22"/>
-        </w:rPr>
-        <w:t>Feature Engineering</w:t>
-      </w:r>
-      <w:r>
-        <w:rPr>
-          <w:rFonts w:cs="Calibri"/>
-          <w:sz w:val="22"/>
-          <w:szCs w:val="22"/>
-        </w:rPr>
-        <w:t xml:space="preserve">, resulting in a </w:t>
-      </w:r>
-      <w:r>
-        <w:rPr>
-          <w:rFonts w:cs="Calibri"/>
-          <w:b/>
-          <w:bCs/>
-          <w:sz w:val="22"/>
-          <w:szCs w:val="22"/>
-        </w:rPr>
-        <w:t>10% increase in model accuracy</w:t>
-      </w:r>
-      <w:r>
-        <w:rPr>
-          <w:rFonts w:cs="Calibri"/>
-          <w:sz w:val="22"/>
-          <w:szCs w:val="22"/>
-        </w:rPr>
-        <w:t xml:space="preserve"> and a significant reduction in bias.</w:t>
+          <w:sz w:val="20"/>
+          <w:szCs w:val="20"/>
+        </w:rPr>
+      </w:pPr>
+      <w:r>
+        <w:rPr>
+          <w:rFonts w:cs="Calibri"/>
+          <w:sz w:val="20"/>
+          <w:szCs w:val="20"/>
+        </w:rPr>
+        <w:t xml:space="preserve">Automated </w:t>
+      </w:r>
+      <w:r>
+        <w:rPr>
+          <w:rFonts w:cs="Calibri"/>
+          <w:b/>
+          <w:bCs/>
+          <w:sz w:val="20"/>
+          <w:szCs w:val="20"/>
+        </w:rPr>
+        <w:t>data-cleaning pipelines</w:t>
+      </w:r>
+      <w:r>
+        <w:rPr>
+          <w:rFonts w:cs="Calibri"/>
+          <w:sz w:val="20"/>
+          <w:szCs w:val="20"/>
+        </w:rPr>
+        <w:t xml:space="preserve"> by developing custom Python scripts, reducing manual data preparation time by 20% and ensuring high data integrity.</w:t>
       </w:r>
     </w:p>
     <w:p>
       <w:pPr>
+        <w:numPr>
+          <w:ilvl w:val="0"/>
+          <w:numId w:val="3"/>
+        </w:numPr>
+        <w:spacing w:line="276" w:lineRule="auto"/>
+        <w:jc w:val="both"/>
+        <w:rPr>
+          <w:rFonts w:cs="Calibri"/>
+          <w:sz w:val="20"/>
+          <w:szCs w:val="20"/>
+        </w:rPr>
+      </w:pPr>
+      <w:r>
+        <w:rPr>
+          <w:rFonts w:cs="Calibri"/>
+          <w:sz w:val="20"/>
+          <w:szCs w:val="20"/>
+        </w:rPr>
+        <w:t>Streamlined ML workflows by implementing modular code and version control, improving the scalability and reproducibility of team-wide experiments.</w:t>
+      </w:r>
+    </w:p>
+    <w:p>
+      <w:pPr>
+        <w:spacing w:after="0" w:line="276" w:lineRule="auto"/>
+        <w:jc w:val="both"/>
+        <w:rPr>
+          <w:rFonts w:cs="Calibri"/>
+          <w:color w:val="005555"/>
+          <w:sz w:val="26"/>
+          <w:szCs w:val="26"/>
+        </w:rPr>
+      </w:pPr>
+      <w:r>
+        <w:rPr>
+          <w:rFonts w:cs="Calibri"/>
+          <w:color w:val="005555"/>
+          <w:sz w:val="26"/>
+          <w:szCs w:val="26"/>
+        </w:rPr>
+        <w:t>Projects</w:t>
+      </w:r>
+    </w:p>
+    <w:p>
+      <w:pPr>
+        <w:spacing w:after="0" w:line="276" w:lineRule="auto"/>
+        <w:jc w:val="both"/>
+        <w:rPr>
+          <w:rFonts w:cs="Calibri"/>
+          <w:b/>
+          <w:bCs/>
+          <w:color w:val="404040" w:themeColor="text1" w:themeTint="BF"/>
+        </w:rPr>
+      </w:pPr>
+      <w:r>
+        <w:rPr>
+          <w:rFonts w:cs="Calibri"/>
+          <w:b/>
+          <w:bCs/>
+          <w:color w:val="404040" w:themeColor="text1" w:themeTint="BF"/>
+        </w:rPr>
+        <w:t>Netra: AI-Based Real-Time Assistive Vision System</w:t>
+      </w:r>
+    </w:p>
+    <w:p>
+      <w:pPr>
+        <w:pStyle w:val="ListParagraph"/>
         <w:numPr>
           <w:ilvl w:val="0"/>
           <w:numId w:val="3"/>
@@ -659,49 +735,106 @@
         <w:jc w:val="both"/>
         <w:rPr>
           <w:rFonts w:cs="Calibri"/>
-          <w:sz w:val="22"/>
-          <w:szCs w:val="22"/>
-        </w:rPr>
-      </w:pPr>
-      <w:r>
-        <w:rPr>
-          <w:rFonts w:cs="Calibri"/>
-          <w:b/>
-          <w:bCs/>
-          <w:sz w:val="22"/>
-          <w:szCs w:val="22"/>
-        </w:rPr>
-        <w:t>Automated data-cleaning workflows</w:t>
-      </w:r>
-      <w:r>
-        <w:rPr>
-          <w:rFonts w:cs="Calibri"/>
-          <w:sz w:val="22"/>
-          <w:szCs w:val="22"/>
-        </w:rPr>
-        <w:t xml:space="preserve"> by developing custom scripts and integration pipelines, reducing manual data preparation time by </w:t>
-      </w:r>
-      <w:r>
-        <w:rPr>
-          <w:rFonts w:cs="Calibri"/>
-          <w:b/>
-          <w:bCs/>
-          <w:sz w:val="22"/>
-          <w:szCs w:val="22"/>
-        </w:rPr>
-        <w:t>20%</w:t>
-      </w:r>
-      <w:r>
-        <w:rPr>
-          <w:rFonts w:cs="Calibri"/>
-          <w:sz w:val="22"/>
-          <w:szCs w:val="22"/>
-        </w:rPr>
-        <w:t>.</w:t>
+          <w:color w:val="404040" w:themeColor="text1" w:themeTint="BF"/>
+          <w:sz w:val="20"/>
+          <w:szCs w:val="20"/>
+        </w:rPr>
+      </w:pPr>
+      <w:r>
+        <w:rPr>
+          <w:rFonts w:cs="Calibri"/>
+          <w:color w:val="404040" w:themeColor="text1" w:themeTint="BF"/>
+          <w:sz w:val="20"/>
+          <w:szCs w:val="20"/>
+        </w:rPr>
+        <w:t>Developed a</w:t>
+      </w:r>
+      <w:r>
+        <w:rPr>
+          <w:rFonts w:cs="Calibri"/>
+          <w:b/>
+          <w:bCs/>
+          <w:color w:val="404040" w:themeColor="text1" w:themeTint="BF"/>
+          <w:sz w:val="20"/>
+          <w:szCs w:val="20"/>
+        </w:rPr>
+        <w:t xml:space="preserve"> multi-modal AI pipeline</w:t>
+      </w:r>
+      <w:r>
+        <w:rPr>
+          <w:rFonts w:cs="Calibri"/>
+          <w:color w:val="404040" w:themeColor="text1" w:themeTint="BF"/>
+          <w:sz w:val="20"/>
+          <w:szCs w:val="20"/>
+        </w:rPr>
+        <w:t xml:space="preserve"> integrating </w:t>
+      </w:r>
+      <w:r>
+        <w:rPr>
+          <w:rFonts w:cs="Calibri"/>
+          <w:b/>
+          <w:bCs/>
+          <w:color w:val="404040" w:themeColor="text1" w:themeTint="BF"/>
+          <w:sz w:val="20"/>
+          <w:szCs w:val="20"/>
+        </w:rPr>
+        <w:t>YOLOv8</w:t>
+      </w:r>
+      <w:r>
+        <w:rPr>
+          <w:rFonts w:cs="Calibri"/>
+          <w:color w:val="404040" w:themeColor="text1" w:themeTint="BF"/>
+          <w:sz w:val="20"/>
+          <w:szCs w:val="20"/>
+        </w:rPr>
+        <w:t xml:space="preserve"> for object detection, </w:t>
+      </w:r>
+      <w:proofErr w:type="spellStart"/>
+      <w:r>
+        <w:rPr>
+          <w:rFonts w:cs="Calibri"/>
+          <w:b/>
+          <w:bCs/>
+          <w:color w:val="404040" w:themeColor="text1" w:themeTint="BF"/>
+          <w:sz w:val="20"/>
+          <w:szCs w:val="20"/>
+        </w:rPr>
+        <w:t>EasyOCR</w:t>
+      </w:r>
+      <w:proofErr w:type="spellEnd"/>
+      <w:r>
+        <w:rPr>
+          <w:rFonts w:cs="Calibri"/>
+          <w:color w:val="404040" w:themeColor="text1" w:themeTint="BF"/>
+          <w:sz w:val="20"/>
+          <w:szCs w:val="20"/>
+        </w:rPr>
+        <w:t xml:space="preserve"> for text recognition, and </w:t>
+      </w:r>
+      <w:r>
+        <w:rPr>
+          <w:rFonts w:cs="Calibri"/>
+          <w:b/>
+          <w:bCs/>
+          <w:color w:val="404040" w:themeColor="text1" w:themeTint="BF"/>
+          <w:sz w:val="20"/>
+          <w:szCs w:val="20"/>
+        </w:rPr>
+        <w:t>MobileNetV2</w:t>
+      </w:r>
+      <w:r>
+        <w:rPr>
+          <w:rFonts w:cs="Calibri"/>
+          <w:color w:val="404040" w:themeColor="text1" w:themeTint="BF"/>
+          <w:sz w:val="20"/>
+          <w:szCs w:val="20"/>
+        </w:rPr>
+        <w:t xml:space="preserve"> for high-accuracy currency classification.</w:t>
       </w:r>
     </w:p>
     <w:p>
       <w:pPr>
+        <w:pStyle w:val="ListParagraph"/>
         <w:numPr>
           <w:ilvl w:val="0"/>
           <w:numId w:val="3"/>
@@ -710,52 +843,194 @@
         <w:jc w:val="both"/>
         <w:rPr>
           <w:rFonts w:cs="Calibri"/>
-          <w:sz w:val="22"/>
-          <w:szCs w:val="22"/>
-        </w:rPr>
-      </w:pPr>
-      <w:r>
-        <w:rPr>
-          <w:rFonts w:cs="Calibri"/>
-          <w:b/>
-          <w:bCs/>
-          <w:sz w:val="22"/>
-          <w:szCs w:val="22"/>
-        </w:rPr>
-        <w:t>Streamlined ML workflows</w:t>
-      </w:r>
-      <w:r>
-        <w:rPr>
-          <w:rFonts w:cs="Calibri"/>
-          <w:sz w:val="22"/>
-          <w:szCs w:val="22"/>
-        </w:rPr>
-        <w:t xml:space="preserve"> by integrating modular code practices, ensuring scalability and reproducibility of experimental results across the team.</w:t>
+          <w:color w:val="404040" w:themeColor="text1" w:themeTint="BF"/>
+          <w:sz w:val="20"/>
+          <w:szCs w:val="20"/>
+        </w:rPr>
+      </w:pPr>
+      <w:r>
+        <w:rPr>
+          <w:rFonts w:cs="Calibri"/>
+          <w:color w:val="404040" w:themeColor="text1" w:themeTint="BF"/>
+          <w:sz w:val="20"/>
+          <w:szCs w:val="20"/>
+        </w:rPr>
+        <w:t>Architected a</w:t>
+      </w:r>
+      <w:r>
+        <w:rPr>
+          <w:rFonts w:cs="Calibri"/>
+          <w:b/>
+          <w:bCs/>
+          <w:color w:val="404040" w:themeColor="text1" w:themeTint="BF"/>
+          <w:sz w:val="20"/>
+          <w:szCs w:val="20"/>
+        </w:rPr>
+        <w:t xml:space="preserve"> Client-Server infrastructure</w:t>
+      </w:r>
+      <w:r>
+        <w:rPr>
+          <w:rFonts w:cs="Calibri"/>
+          <w:color w:val="404040" w:themeColor="text1" w:themeTint="BF"/>
+          <w:sz w:val="20"/>
+          <w:szCs w:val="20"/>
+        </w:rPr>
+        <w:t xml:space="preserve"> using </w:t>
+      </w:r>
+      <w:r>
+        <w:rPr>
+          <w:rFonts w:cs="Calibri"/>
+          <w:b/>
+          <w:bCs/>
+          <w:color w:val="404040" w:themeColor="text1" w:themeTint="BF"/>
+          <w:sz w:val="20"/>
+          <w:szCs w:val="20"/>
+        </w:rPr>
+        <w:t>Android (</w:t>
+      </w:r>
+      <w:proofErr w:type="spellStart"/>
+      <w:r>
+        <w:rPr>
+          <w:rFonts w:cs="Calibri"/>
+          <w:b/>
+          <w:bCs/>
+          <w:color w:val="404040" w:themeColor="text1" w:themeTint="BF"/>
+          <w:sz w:val="20"/>
+          <w:szCs w:val="20"/>
+        </w:rPr>
+        <w:t>CameraX</w:t>
+      </w:r>
+      <w:proofErr w:type="spellEnd"/>
+      <w:r>
+        <w:rPr>
+          <w:rFonts w:cs="Calibri"/>
+          <w:b/>
+          <w:bCs/>
+          <w:color w:val="404040" w:themeColor="text1" w:themeTint="BF"/>
+          <w:sz w:val="20"/>
+          <w:szCs w:val="20"/>
+        </w:rPr>
+        <w:t>)</w:t>
+      </w:r>
+      <w:r>
+        <w:rPr>
+          <w:rFonts w:cs="Calibri"/>
+          <w:color w:val="404040" w:themeColor="text1" w:themeTint="BF"/>
+          <w:sz w:val="20"/>
+          <w:szCs w:val="20"/>
+        </w:rPr>
+        <w:t xml:space="preserve"> and </w:t>
+      </w:r>
+      <w:r>
+        <w:rPr>
+          <w:rFonts w:cs="Calibri"/>
+          <w:b/>
+          <w:bCs/>
+          <w:color w:val="404040" w:themeColor="text1" w:themeTint="BF"/>
+          <w:sz w:val="20"/>
+          <w:szCs w:val="20"/>
+        </w:rPr>
+        <w:t>FastAPI</w:t>
+      </w:r>
+      <w:r>
+        <w:rPr>
+          <w:rFonts w:cs="Calibri"/>
+          <w:color w:val="404040" w:themeColor="text1" w:themeTint="BF"/>
+          <w:sz w:val="20"/>
+          <w:szCs w:val="20"/>
+        </w:rPr>
+        <w:t>, enabling real-time frame capture and high-speed model inference via a modular backend.</w:t>
       </w:r>
     </w:p>
     <w:p>
       <w:pPr>
-        <w:spacing w:before="240" w:after="0" w:line="360" w:lineRule="auto"/>
-        <w:rPr>
-          <w:rFonts w:cs="Calibri"/>
-          <w:color w:val="003FBC"/>
-          <w:sz w:val="22"/>
-          <w:szCs w:val="22"/>
-        </w:rPr>
-      </w:pPr>
-      <w:r>
-        <w:rPr>
-          <w:rFonts w:cs="Calibri"/>
-          <w:color w:val="003FBC"/>
-          <w:sz w:val="22"/>
-          <w:szCs w:val="22"/>
-        </w:rPr>
-        <w:t>PROJECTS</w:t>
+        <w:pStyle w:val="ListParagraph"/>
+        <w:numPr>
+          <w:ilvl w:val="0"/>
+          <w:numId w:val="3"/>
+        </w:numPr>
+        <w:spacing w:after="0" w:line="360" w:lineRule="auto"/>
+        <w:jc w:val="both"/>
+        <w:rPr>
+          <w:rFonts w:cs="Calibri"/>
+          <w:color w:val="404040" w:themeColor="text1" w:themeTint="BF"/>
+          <w:sz w:val="20"/>
+          <w:szCs w:val="20"/>
+        </w:rPr>
+      </w:pPr>
+      <w:r>
+        <w:rPr>
+          <w:rFonts w:cs="Calibri"/>
+          <w:color w:val="404040" w:themeColor="text1" w:themeTint="BF"/>
+          <w:sz w:val="20"/>
+          <w:szCs w:val="20"/>
+        </w:rPr>
+        <w:t xml:space="preserve">Optimized </w:t>
+      </w:r>
+      <w:r>
+        <w:rPr>
+          <w:rFonts w:cs="Calibri"/>
+          <w:b/>
+          <w:bCs/>
+          <w:color w:val="404040" w:themeColor="text1" w:themeTint="BF"/>
+          <w:sz w:val="20"/>
+          <w:szCs w:val="20"/>
+        </w:rPr>
+        <w:t>system performance</w:t>
+      </w:r>
+      <w:r>
+        <w:rPr>
+          <w:rFonts w:cs="Calibri"/>
+          <w:color w:val="404040" w:themeColor="text1" w:themeTint="BF"/>
+          <w:sz w:val="20"/>
+          <w:szCs w:val="20"/>
+        </w:rPr>
+        <w:t xml:space="preserve"> using </w:t>
+      </w:r>
+      <w:r>
+        <w:rPr>
+          <w:rFonts w:cs="Calibri"/>
+          <w:b/>
+          <w:bCs/>
+          <w:color w:val="404040" w:themeColor="text1" w:themeTint="BF"/>
+          <w:sz w:val="20"/>
+          <w:szCs w:val="20"/>
+        </w:rPr>
+        <w:t>OpenCV</w:t>
+      </w:r>
+      <w:r>
+        <w:rPr>
+          <w:rFonts w:cs="Calibri"/>
+          <w:color w:val="404040" w:themeColor="text1" w:themeTint="BF"/>
+          <w:sz w:val="20"/>
+          <w:szCs w:val="20"/>
+        </w:rPr>
+        <w:t xml:space="preserve"> for image preprocessing and </w:t>
+      </w:r>
+      <w:r>
+        <w:rPr>
+          <w:rFonts w:cs="Calibri"/>
+          <w:b/>
+          <w:bCs/>
+          <w:color w:val="404040" w:themeColor="text1" w:themeTint="BF"/>
+          <w:sz w:val="20"/>
+          <w:szCs w:val="20"/>
+        </w:rPr>
+        <w:t>Asynchronous API calls (Retrofit)</w:t>
+      </w:r>
+      <w:r>
+        <w:rPr>
+          <w:rFonts w:cs="Calibri"/>
+          <w:color w:val="404040" w:themeColor="text1" w:themeTint="BF"/>
+          <w:sz w:val="20"/>
+          <w:szCs w:val="20"/>
+        </w:rPr>
+        <w:t xml:space="preserve"> to deliver seamless, low-latency audio feedback via Text-to-Speech (TTS).</w:t>
       </w:r>
     </w:p>
     <w:p>
       <w:pPr>
-        <w:spacing w:after="0" w:line="360" w:lineRule="auto"/>
+        <w:spacing w:after="0" w:line="276" w:lineRule="auto"/>
         <w:rPr>
           <w:rFonts w:cs="Calibri"/>
           <w:b/>
@@ -775,41 +1050,42 @@
     </w:p>
     <w:p>
       <w:pPr>
+        <w:pStyle w:val="ListParagraph"/>
         <w:numPr>
           <w:ilvl w:val="0"/>
-          <w:numId w:val="4"/>
+          <w:numId w:val="3"/>
         </w:numPr>
         <w:spacing w:after="0" w:line="276" w:lineRule="auto"/>
         <w:jc w:val="both"/>
         <w:rPr>
           <w:rFonts w:cs="Calibri"/>
-          <w:sz w:val="22"/>
-          <w:szCs w:val="22"/>
-        </w:rPr>
-      </w:pPr>
-      <w:r>
-        <w:rPr>
-          <w:rFonts w:cs="Calibri"/>
-          <w:sz w:val="22"/>
-          <w:szCs w:val="22"/>
-        </w:rPr>
-        <w:t>Developed a</w:t>
-      </w:r>
-      <w:r>
-        <w:rPr>
-          <w:rFonts w:cs="Calibri"/>
-          <w:b/>
-          <w:bCs/>
-          <w:sz w:val="22"/>
-          <w:szCs w:val="22"/>
-        </w:rPr>
-        <w:t xml:space="preserve"> Time-Series Forecasting model</w:t>
-      </w:r>
-      <w:r>
-        <w:rPr>
-          <w:rFonts w:cs="Calibri"/>
-          <w:sz w:val="22"/>
-          <w:szCs w:val="22"/>
+          <w:sz w:val="20"/>
+          <w:szCs w:val="20"/>
+        </w:rPr>
+      </w:pPr>
+      <w:r>
+        <w:rPr>
+          <w:rFonts w:cs="Calibri"/>
+          <w:sz w:val="20"/>
+          <w:szCs w:val="20"/>
+        </w:rPr>
+        <w:t>Architected a</w:t>
+      </w:r>
+      <w:r>
+        <w:rPr>
+          <w:rFonts w:cs="Calibri"/>
+          <w:b/>
+          <w:bCs/>
+          <w:sz w:val="20"/>
+          <w:szCs w:val="20"/>
+        </w:rPr>
+        <w:t xml:space="preserve"> real-time data pipeline</w:t>
+      </w:r>
+      <w:r>
+        <w:rPr>
+          <w:rFonts w:cs="Calibri"/>
+          <w:sz w:val="20"/>
+          <w:szCs w:val="20"/>
         </w:rPr>
         <w:t xml:space="preserve"> using </w:t>
       </w:r>
@@ -818,57 +1094,76 @@
           <w:rFonts w:cs="Calibri"/>
           <w:b/>
           <w:bCs/>
-          <w:sz w:val="22"/>
-          <w:szCs w:val="22"/>
-        </w:rPr>
-        <w:t>LSTM (Long Short-Term Memory)</w:t>
-      </w:r>
-      <w:r>
-        <w:rPr>
-          <w:rFonts w:cs="Calibri"/>
-          <w:sz w:val="22"/>
-          <w:szCs w:val="22"/>
-        </w:rPr>
-        <w:t xml:space="preserve"> neural networks in </w:t>
-      </w:r>
-      <w:r>
-        <w:rPr>
-          <w:rFonts w:cs="Calibri"/>
-          <w:b/>
-          <w:bCs/>
-          <w:sz w:val="22"/>
-          <w:szCs w:val="22"/>
+          <w:sz w:val="20"/>
+          <w:szCs w:val="20"/>
+        </w:rPr>
+        <w:t>ESP32</w:t>
+      </w:r>
+      <w:r>
+        <w:rPr>
+          <w:rFonts w:cs="Calibri"/>
+          <w:sz w:val="20"/>
+          <w:szCs w:val="20"/>
+        </w:rPr>
+        <w:t xml:space="preserve"> sensors and </w:t>
+      </w:r>
+      <w:r>
+        <w:rPr>
+          <w:rFonts w:cs="Calibri"/>
+          <w:b/>
+          <w:bCs/>
+          <w:sz w:val="20"/>
+          <w:szCs w:val="20"/>
         </w:rPr>
         <w:t>TensorFlow</w:t>
       </w:r>
       <w:r>
         <w:rPr>
           <w:rFonts w:cs="Calibri"/>
-          <w:sz w:val="22"/>
-          <w:szCs w:val="22"/>
-        </w:rPr>
-        <w:t>, achieving high predictive accuracy for short-term weather trends.</w:t>
+          <w:sz w:val="20"/>
+          <w:szCs w:val="20"/>
+        </w:rPr>
+        <w:t xml:space="preserve">, developing an </w:t>
+      </w:r>
+      <w:r>
+        <w:rPr>
+          <w:rFonts w:cs="Calibri"/>
+          <w:b/>
+          <w:bCs/>
+          <w:sz w:val="20"/>
+          <w:szCs w:val="20"/>
+        </w:rPr>
+        <w:t>LSTM neural network</w:t>
+      </w:r>
+      <w:r>
+        <w:rPr>
+          <w:rFonts w:cs="Calibri"/>
+          <w:sz w:val="20"/>
+          <w:szCs w:val="20"/>
+        </w:rPr>
+        <w:t xml:space="preserve"> for high-accuracy time-series weather forecasting.</w:t>
       </w:r>
     </w:p>
     <w:p>
       <w:pPr>
+        <w:pStyle w:val="ListParagraph"/>
         <w:numPr>
           <w:ilvl w:val="0"/>
-          <w:numId w:val="4"/>
+          <w:numId w:val="3"/>
         </w:numPr>
         <w:spacing w:after="0" w:line="276" w:lineRule="auto"/>
         <w:jc w:val="both"/>
         <w:rPr>
           <w:rFonts w:cs="Calibri"/>
-          <w:sz w:val="22"/>
-          <w:szCs w:val="22"/>
-        </w:rPr>
-      </w:pPr>
-      <w:r>
-        <w:rPr>
-          <w:rFonts w:cs="Calibri"/>
-          <w:sz w:val="22"/>
-          <w:szCs w:val="22"/>
+          <w:sz w:val="20"/>
+          <w:szCs w:val="20"/>
+        </w:rPr>
+      </w:pPr>
+      <w:r>
+        <w:rPr>
+          <w:rFonts w:cs="Calibri"/>
+          <w:sz w:val="20"/>
+          <w:szCs w:val="20"/>
         </w:rPr>
         <w:t>Engineered an</w:t>
       </w:r>
@@ -877,623 +1172,199 @@
           <w:rFonts w:cs="Calibri"/>
           <w:b/>
           <w:bCs/>
-          <w:sz w:val="22"/>
-          <w:szCs w:val="22"/>
-        </w:rPr>
-        <w:t xml:space="preserve"> interactive visualization layer</w:t>
-      </w:r>
-      <w:r>
-        <w:rPr>
-          <w:rFonts w:cs="Calibri"/>
-          <w:sz w:val="22"/>
-          <w:szCs w:val="22"/>
-        </w:rPr>
-        <w:t xml:space="preserve"> by integrating the </w:t>
-      </w:r>
-      <w:r>
-        <w:rPr>
-          <w:rFonts w:cs="Calibri"/>
-          <w:b/>
-          <w:bCs/>
-          <w:sz w:val="22"/>
-          <w:szCs w:val="22"/>
+          <w:sz w:val="20"/>
+          <w:szCs w:val="20"/>
+        </w:rPr>
+        <w:t xml:space="preserve"> interactive dashboard</w:t>
+      </w:r>
+      <w:r>
+        <w:rPr>
+          <w:rFonts w:cs="Calibri"/>
+          <w:sz w:val="20"/>
+          <w:szCs w:val="20"/>
+        </w:rPr>
+        <w:t xml:space="preserve"> by integrating </w:t>
+      </w:r>
+      <w:r>
+        <w:rPr>
+          <w:rFonts w:cs="Calibri"/>
+          <w:b/>
+          <w:bCs/>
+          <w:sz w:val="20"/>
+          <w:szCs w:val="20"/>
         </w:rPr>
         <w:t>Google Maps API</w:t>
       </w:r>
       <w:r>
         <w:rPr>
           <w:rFonts w:cs="Calibri"/>
-          <w:sz w:val="22"/>
-          <w:szCs w:val="22"/>
-        </w:rPr>
-        <w:t>, enabling location</w:t>
-      </w:r>
-      <w:r>
-        <w:rPr>
-          <w:rFonts w:cs="Calibri"/>
-          <w:sz w:val="22"/>
-          <w:szCs w:val="22"/>
-        </w:rPr>
-        <w:t xml:space="preserve"> </w:t>
-      </w:r>
-      <w:r>
-        <w:rPr>
-          <w:rFonts w:cs="Calibri"/>
-          <w:sz w:val="22"/>
-          <w:szCs w:val="22"/>
-        </w:rPr>
-        <w:t>specific data mapping and real-time dashboard updates.</w:t>
+          <w:sz w:val="20"/>
+          <w:szCs w:val="20"/>
+        </w:rPr>
+        <w:t>, enabling real-time location-based data visualization and sensor mapping.</w:t>
       </w:r>
     </w:p>
     <w:p>
       <w:pPr>
+        <w:pStyle w:val="ListParagraph"/>
         <w:numPr>
           <w:ilvl w:val="0"/>
-          <w:numId w:val="4"/>
-        </w:numPr>
-        <w:spacing w:after="0" w:line="276" w:lineRule="auto"/>
-        <w:jc w:val="both"/>
-        <w:rPr>
-          <w:rFonts w:cs="Calibri"/>
-          <w:sz w:val="22"/>
-          <w:szCs w:val="22"/>
-        </w:rPr>
-      </w:pPr>
-      <w:r>
-        <w:rPr>
-          <w:rFonts w:cs="Calibri"/>
-          <w:sz w:val="22"/>
-          <w:szCs w:val="22"/>
-        </w:rPr>
-        <w:t>Implemented</w:t>
-      </w:r>
-      <w:r>
-        <w:rPr>
-          <w:rFonts w:cs="Calibri"/>
-          <w:b/>
-          <w:bCs/>
-          <w:sz w:val="22"/>
-          <w:szCs w:val="22"/>
-        </w:rPr>
-        <w:t xml:space="preserve"> automated event-triggering</w:t>
-      </w:r>
-      <w:r>
-        <w:rPr>
-          <w:rFonts w:cs="Calibri"/>
-          <w:sz w:val="22"/>
-          <w:szCs w:val="22"/>
-        </w:rPr>
-        <w:t xml:space="preserve"> via </w:t>
-      </w:r>
-      <w:r>
-        <w:rPr>
-          <w:rFonts w:cs="Calibri"/>
-          <w:b/>
-          <w:bCs/>
-          <w:sz w:val="22"/>
-          <w:szCs w:val="22"/>
-        </w:rPr>
-        <w:t>IFTTT protocols</w:t>
-      </w:r>
-      <w:r>
-        <w:rPr>
-          <w:rFonts w:cs="Calibri"/>
-          <w:sz w:val="22"/>
-          <w:szCs w:val="22"/>
-        </w:rPr>
-        <w:t>, providing instant mobile notifications when environmental thresholds were exceeded.</w:t>
-      </w:r>
-    </w:p>
-    <w:p>
-      <w:pPr>
-        <w:numPr>
-          <w:ilvl w:val="0"/>
-          <w:numId w:val="4"/>
+          <w:numId w:val="3"/>
         </w:numPr>
         <w:spacing w:line="276" w:lineRule="auto"/>
         <w:jc w:val="both"/>
         <w:rPr>
           <w:rFonts w:cs="Calibri"/>
-          <w:sz w:val="22"/>
-          <w:szCs w:val="22"/>
-        </w:rPr>
-      </w:pPr>
-      <w:r>
-        <w:rPr>
-          <w:rFonts w:cs="Calibri"/>
-          <w:b/>
-          <w:bCs/>
-          <w:sz w:val="22"/>
-          <w:szCs w:val="22"/>
-        </w:rPr>
-        <w:t>Optimized data ingestion pipelines</w:t>
-      </w:r>
-      <w:r>
-        <w:rPr>
-          <w:rFonts w:cs="Calibri"/>
-          <w:sz w:val="22"/>
-          <w:szCs w:val="22"/>
-        </w:rPr>
-        <w:t xml:space="preserve"> to handle asynchronous sensor streams, ensuring minimal latency between data collection and model inference.</w:t>
+          <w:sz w:val="20"/>
+          <w:szCs w:val="20"/>
+        </w:rPr>
+      </w:pPr>
+      <w:r>
+        <w:rPr>
+          <w:rFonts w:cs="Calibri"/>
+          <w:sz w:val="20"/>
+          <w:szCs w:val="20"/>
+        </w:rPr>
+        <w:t xml:space="preserve">Developed </w:t>
+      </w:r>
+      <w:r>
+        <w:rPr>
+          <w:rFonts w:cs="Calibri"/>
+          <w:b/>
+          <w:bCs/>
+          <w:sz w:val="20"/>
+          <w:szCs w:val="20"/>
+        </w:rPr>
+        <w:t>automated alerting workflows</w:t>
+      </w:r>
+      <w:r>
+        <w:rPr>
+          <w:rFonts w:cs="Calibri"/>
+          <w:sz w:val="20"/>
+          <w:szCs w:val="20"/>
+        </w:rPr>
+        <w:t xml:space="preserve"> using </w:t>
+      </w:r>
+      <w:r>
+        <w:rPr>
+          <w:rFonts w:cs="Calibri"/>
+          <w:b/>
+          <w:bCs/>
+          <w:sz w:val="20"/>
+          <w:szCs w:val="20"/>
+        </w:rPr>
+        <w:t>IFTTT protocols</w:t>
+      </w:r>
+      <w:r>
+        <w:rPr>
+          <w:rFonts w:cs="Calibri"/>
+          <w:sz w:val="20"/>
+          <w:szCs w:val="20"/>
+        </w:rPr>
+        <w:t xml:space="preserve"> and asynchronous data streams to provide instant mobile notifications based on environmental thresholds.</w:t>
       </w:r>
     </w:p>
     <w:p>
       <w:pPr>
-        <w:spacing w:after="0" w:line="360" w:lineRule="auto"/>
-        <w:jc w:val="both"/>
-        <w:rPr>
-          <w:rFonts w:cs="Calibri"/>
-          <w:b/>
-          <w:bCs/>
-          <w:color w:val="404040" w:themeColor="text1" w:themeTint="BF"/>
-        </w:rPr>
-      </w:pPr>
-      <w:r>
-        <w:rPr>
-          <w:rFonts w:cs="Calibri"/>
-          <w:b/>
-          <w:bCs/>
-          <w:color w:val="404040" w:themeColor="text1" w:themeTint="BF"/>
-        </w:rPr>
-        <w:t>Netra: AI-Based Real-Time Assistive Vision System</w:t>
+        <w:spacing w:before="240" w:after="0" w:line="276" w:lineRule="auto"/>
+        <w:rPr>
+          <w:rFonts w:cs="Calibri"/>
+          <w:color w:val="005555"/>
+          <w:sz w:val="26"/>
+          <w:szCs w:val="26"/>
+        </w:rPr>
+      </w:pPr>
+      <w:r>
+        <w:rPr>
+          <w:rFonts w:cs="Calibri"/>
+          <w:color w:val="005555"/>
+          <w:sz w:val="26"/>
+          <w:szCs w:val="26"/>
+        </w:rPr>
+        <w:t>Education</w:t>
       </w:r>
     </w:p>
     <w:p>
       <w:pPr>
-        <w:pStyle w:val="ListParagraph"/>
-        <w:numPr>
-          <w:ilvl w:val="0"/>
-          <w:numId w:val="8"/>
-        </w:numPr>
         <w:spacing w:after="0" w:line="276" w:lineRule="auto"/>
-        <w:jc w:val="both"/>
-        <w:rPr>
-          <w:rFonts w:cs="Calibri"/>
-          <w:sz w:val="22"/>
-          <w:szCs w:val="22"/>
-        </w:rPr>
-      </w:pPr>
-      <w:r>
-        <w:rPr>
-          <w:rFonts w:cs="Calibri"/>
-          <w:sz w:val="22"/>
-          <w:szCs w:val="22"/>
-        </w:rPr>
-        <w:t>Developed a</w:t>
-      </w:r>
-      <w:r>
-        <w:rPr>
-          <w:rFonts w:cs="Calibri"/>
-          <w:b/>
-          <w:bCs/>
-          <w:sz w:val="22"/>
-          <w:szCs w:val="22"/>
-        </w:rPr>
-        <w:t xml:space="preserve"> multi-modal assistive system</w:t>
-      </w:r>
-      <w:r>
-        <w:rPr>
-          <w:rFonts w:cs="Calibri"/>
-          <w:sz w:val="22"/>
-          <w:szCs w:val="22"/>
-        </w:rPr>
-        <w:t xml:space="preserve"> for the visually impaired, integrating </w:t>
-      </w:r>
-      <w:r>
-        <w:rPr>
-          <w:rFonts w:cs="Calibri"/>
-          <w:b/>
-          <w:bCs/>
-          <w:sz w:val="22"/>
-          <w:szCs w:val="22"/>
-        </w:rPr>
-        <w:t>Object Detection (YOLOv8)</w:t>
-      </w:r>
-      <w:r>
-        <w:rPr>
-          <w:rFonts w:cs="Calibri"/>
-          <w:sz w:val="22"/>
-          <w:szCs w:val="22"/>
-        </w:rPr>
-        <w:t xml:space="preserve">, </w:t>
-      </w:r>
-      <w:r>
-        <w:rPr>
-          <w:rFonts w:cs="Calibri"/>
-          <w:b/>
-          <w:bCs/>
-          <w:sz w:val="22"/>
-          <w:szCs w:val="22"/>
-        </w:rPr>
-        <w:t>OCR (</w:t>
+        <w:rPr>
+          <w:rFonts w:cs="Calibri"/>
+          <w:sz w:val="20"/>
+          <w:szCs w:val="20"/>
+        </w:rPr>
+      </w:pPr>
+      <w:r>
+        <w:rPr>
+          <w:rFonts w:cs="Calibri"/>
+          <w:b/>
+          <w:bCs/>
+          <w:sz w:val="20"/>
+          <w:szCs w:val="20"/>
+        </w:rPr>
+        <w:t>Bachelor of Technology</w:t>
+      </w:r>
+      <w:r>
+        <w:rPr>
+          <w:rFonts w:cs="Calibri"/>
+          <w:b/>
+          <w:bCs/>
+          <w:sz w:val="20"/>
+          <w:szCs w:val="20"/>
+        </w:rPr>
+        <w:t xml:space="preserve"> (</w:t>
       </w:r>
       <w:proofErr w:type="spellStart"/>
-      <w:r>
-        <w:rPr>
-          <w:rFonts w:cs="Calibri"/>
-          <w:b/>
-          <w:bCs/>
-          <w:sz w:val="22"/>
-          <w:szCs w:val="22"/>
-        </w:rPr>
-        <w:t>EasyOCR</w:t>
+      <w:proofErr w:type="gramStart"/>
+      <w:r>
+        <w:rPr>
+          <w:rFonts w:cs="Calibri"/>
+          <w:b/>
+          <w:bCs/>
+          <w:sz w:val="20"/>
+          <w:szCs w:val="20"/>
+        </w:rPr>
+        <w:t>B.Tech</w:t>
       </w:r>
       <w:proofErr w:type="spellEnd"/>
-      <w:r>
-        <w:rPr>
-          <w:rFonts w:cs="Calibri"/>
-          <w:b/>
-          <w:bCs/>
-          <w:sz w:val="22"/>
-          <w:szCs w:val="22"/>
-        </w:rPr>
-        <w:t>)</w:t>
-      </w:r>
-      <w:r>
-        <w:rPr>
-          <w:rFonts w:cs="Calibri"/>
-          <w:sz w:val="22"/>
-          <w:szCs w:val="22"/>
-        </w:rPr>
-        <w:t xml:space="preserve">, and </w:t>
-      </w:r>
-      <w:r>
-        <w:rPr>
-          <w:rFonts w:cs="Calibri"/>
-          <w:b/>
-          <w:bCs/>
-          <w:sz w:val="22"/>
-          <w:szCs w:val="22"/>
-        </w:rPr>
-        <w:t>Image Classification</w:t>
-      </w:r>
-      <w:r>
-        <w:rPr>
-          <w:rFonts w:cs="Calibri"/>
-          <w:b/>
-          <w:bCs/>
-          <w:sz w:val="22"/>
-          <w:szCs w:val="22"/>
-        </w:rPr>
-        <w:t xml:space="preserve"> </w:t>
-      </w:r>
-      <w:r>
-        <w:rPr>
-          <w:rFonts w:cs="Calibri"/>
-          <w:sz w:val="22"/>
-          <w:szCs w:val="22"/>
-        </w:rPr>
-        <w:t>into a unified AI pipeline.</w:t>
+      <w:proofErr w:type="gramEnd"/>
+      <w:r>
+        <w:rPr>
+          <w:rFonts w:cs="Calibri"/>
+          <w:b/>
+          <w:bCs/>
+          <w:sz w:val="20"/>
+          <w:szCs w:val="20"/>
+        </w:rPr>
+        <w:t>) in</w:t>
+      </w:r>
+      <w:r>
+        <w:rPr>
+          <w:rFonts w:cs="Calibri"/>
+          <w:b/>
+          <w:bCs/>
+          <w:sz w:val="20"/>
+          <w:szCs w:val="20"/>
+        </w:rPr>
+        <w:t xml:space="preserve"> AI &amp; Machine Lea</w:t>
+      </w:r>
+      <w:r>
+        <w:rPr>
+          <w:rFonts w:cs="Calibri"/>
+          <w:b/>
+          <w:bCs/>
+          <w:sz w:val="20"/>
+          <w:szCs w:val="20"/>
+        </w:rPr>
+        <w:t>rning</w:t>
       </w:r>
     </w:p>
     <w:p>
       <w:pPr>
-        <w:pStyle w:val="ListParagraph"/>
-        <w:numPr>
-          <w:ilvl w:val="0"/>
-          <w:numId w:val="8"/>
-        </w:numPr>
         <w:spacing w:after="0" w:line="276" w:lineRule="auto"/>
-        <w:jc w:val="both"/>
-        <w:rPr>
-          <w:rFonts w:cs="Calibri"/>
-          <w:sz w:val="22"/>
-          <w:szCs w:val="22"/>
-        </w:rPr>
-      </w:pPr>
-      <w:r>
-        <w:rPr>
-          <w:rFonts w:cs="Calibri"/>
-          <w:sz w:val="22"/>
-          <w:szCs w:val="22"/>
-        </w:rPr>
-        <w:t>Architected a</w:t>
-      </w:r>
-      <w:r>
-        <w:rPr>
-          <w:rFonts w:cs="Calibri"/>
-          <w:b/>
-          <w:bCs/>
-          <w:sz w:val="22"/>
-          <w:szCs w:val="22"/>
-        </w:rPr>
-        <w:t xml:space="preserve"> Client-Server AI infrastructure</w:t>
-      </w:r>
-      <w:r>
-        <w:rPr>
-          <w:rFonts w:cs="Calibri"/>
-          <w:sz w:val="22"/>
-          <w:szCs w:val="22"/>
-        </w:rPr>
-        <w:t xml:space="preserve"> using </w:t>
-      </w:r>
-      <w:r>
-        <w:rPr>
-          <w:rFonts w:cs="Calibri"/>
-          <w:b/>
-          <w:bCs/>
-          <w:sz w:val="22"/>
-          <w:szCs w:val="22"/>
-        </w:rPr>
-        <w:t>Android (</w:t>
-      </w:r>
-      <w:proofErr w:type="spellStart"/>
-      <w:r>
-        <w:rPr>
-          <w:rFonts w:cs="Calibri"/>
-          <w:b/>
-          <w:bCs/>
-          <w:sz w:val="22"/>
-          <w:szCs w:val="22"/>
-        </w:rPr>
-        <w:t>CameraX</w:t>
-      </w:r>
-      <w:proofErr w:type="spellEnd"/>
-      <w:r>
-        <w:rPr>
-          <w:rFonts w:cs="Calibri"/>
-          <w:b/>
-          <w:bCs/>
-          <w:sz w:val="22"/>
-          <w:szCs w:val="22"/>
-        </w:rPr>
-        <w:t>)</w:t>
-      </w:r>
-      <w:r>
-        <w:rPr>
-          <w:rFonts w:cs="Calibri"/>
-          <w:sz w:val="22"/>
-          <w:szCs w:val="22"/>
-        </w:rPr>
-        <w:t xml:space="preserve"> for real-time frame capture and a </w:t>
-      </w:r>
-      <w:proofErr w:type="spellStart"/>
-      <w:r>
-        <w:rPr>
-          <w:rFonts w:cs="Calibri"/>
-          <w:b/>
-          <w:bCs/>
-          <w:sz w:val="22"/>
-          <w:szCs w:val="22"/>
-        </w:rPr>
-        <w:t>FastAPI</w:t>
-      </w:r>
-      <w:proofErr w:type="spellEnd"/>
-      <w:r>
-        <w:rPr>
-          <w:rFonts w:cs="Calibri"/>
-          <w:b/>
-          <w:bCs/>
-          <w:sz w:val="22"/>
-          <w:szCs w:val="22"/>
-        </w:rPr>
-        <w:t xml:space="preserve"> backend</w:t>
-      </w:r>
-      <w:r>
-        <w:rPr>
-          <w:rFonts w:cs="Calibri"/>
-          <w:sz w:val="22"/>
-          <w:szCs w:val="22"/>
-        </w:rPr>
-        <w:t xml:space="preserve"> for high-speed model inference.</w:t>
-      </w:r>
-    </w:p>
-    <w:p>
-      <w:pPr>
-        <w:pStyle w:val="ListParagraph"/>
-        <w:numPr>
-          <w:ilvl w:val="0"/>
-          <w:numId w:val="8"/>
-        </w:numPr>
-        <w:spacing w:after="0" w:line="276" w:lineRule="auto"/>
-        <w:jc w:val="both"/>
-        <w:rPr>
-          <w:rFonts w:cs="Calibri"/>
-          <w:sz w:val="22"/>
-          <w:szCs w:val="22"/>
-        </w:rPr>
-      </w:pPr>
-      <w:r>
-        <w:rPr>
-          <w:rFonts w:cs="Calibri"/>
-          <w:b/>
-          <w:bCs/>
-          <w:sz w:val="22"/>
-          <w:szCs w:val="22"/>
-        </w:rPr>
-        <w:t>Asynchronous API calls (Retrofit)</w:t>
-      </w:r>
-      <w:r>
-        <w:rPr>
-          <w:rFonts w:cs="Calibri"/>
-          <w:sz w:val="22"/>
-          <w:szCs w:val="22"/>
-        </w:rPr>
-        <w:t>, ensuring seamless audio feedback via Text-to-Speech (TTS).</w:t>
-      </w:r>
-    </w:p>
-    <w:p>
-      <w:pPr>
-        <w:pStyle w:val="ListParagraph"/>
-        <w:numPr>
-          <w:ilvl w:val="0"/>
-          <w:numId w:val="8"/>
-        </w:numPr>
-        <w:spacing w:before="240" w:after="0" w:line="276" w:lineRule="auto"/>
-        <w:jc w:val="both"/>
-        <w:rPr>
-          <w:rFonts w:cs="Calibri"/>
-          <w:color w:val="0036A2"/>
-          <w:sz w:val="22"/>
-          <w:szCs w:val="22"/>
-        </w:rPr>
-      </w:pPr>
-      <w:r>
-        <w:rPr>
-          <w:rFonts w:cs="Calibri"/>
-          <w:sz w:val="22"/>
-          <w:szCs w:val="22"/>
-        </w:rPr>
-        <w:t xml:space="preserve">Engineered robust data processing workflows using </w:t>
-      </w:r>
-      <w:r>
-        <w:rPr>
-          <w:rFonts w:cs="Calibri"/>
-          <w:b/>
-          <w:bCs/>
-          <w:sz w:val="22"/>
-          <w:szCs w:val="22"/>
-        </w:rPr>
-        <w:t>OpenCV</w:t>
-      </w:r>
-      <w:r>
-        <w:rPr>
-          <w:rFonts w:cs="Calibri"/>
-          <w:sz w:val="22"/>
-          <w:szCs w:val="22"/>
-        </w:rPr>
-        <w:t xml:space="preserve"> for image preprocessing (noise reduction, thresholding) and </w:t>
-      </w:r>
-      <w:r>
-        <w:rPr>
-          <w:rFonts w:cs="Calibri"/>
-          <w:b/>
-          <w:bCs/>
-          <w:sz w:val="22"/>
-          <w:szCs w:val="22"/>
-        </w:rPr>
-        <w:t>MobileNetV2</w:t>
-      </w:r>
-      <w:r>
-        <w:rPr>
-          <w:rFonts w:cs="Calibri"/>
-          <w:sz w:val="22"/>
-          <w:szCs w:val="22"/>
-        </w:rPr>
-        <w:t xml:space="preserve"> for high-accuracy currency recognition.</w:t>
-      </w:r>
-    </w:p>
-    <w:p>
-      <w:pPr>
-        <w:spacing w:before="240"/>
-        <w:rPr>
-          <w:rFonts w:cs="Calibri"/>
-          <w:color w:val="0036A2"/>
-          <w:sz w:val="22"/>
-          <w:szCs w:val="22"/>
-        </w:rPr>
-      </w:pPr>
-      <w:r>
-        <w:rPr>
-          <w:rFonts w:cs="Calibri"/>
-          <w:color w:val="0036A2"/>
-          <w:sz w:val="22"/>
-          <w:szCs w:val="22"/>
-        </w:rPr>
-        <w:lastRenderedPageBreak/>
-        <w:t>E</w:t>
-      </w:r>
-      <w:r>
-        <w:rPr>
-          <w:rFonts w:cs="Calibri"/>
-          <w:color w:val="0036A2"/>
-          <w:sz w:val="22"/>
-          <w:szCs w:val="22"/>
-        </w:rPr>
-        <w:t>DUCATION</w:t>
-      </w:r>
-    </w:p>
-    <w:p>
-      <w:pPr>
-        <w:spacing w:after="0" w:line="276" w:lineRule="auto"/>
-        <w:rPr>
-          <w:rFonts w:cs="Calibri"/>
-          <w:sz w:val="22"/>
-          <w:szCs w:val="22"/>
-        </w:rPr>
-      </w:pPr>
-      <w:r>
-        <w:rPr>
-          <w:rFonts w:cs="Calibri"/>
-          <w:b/>
-          <w:bCs/>
-          <w:sz w:val="22"/>
-          <w:szCs w:val="22"/>
-        </w:rPr>
-        <w:t>Bachelor of Technology, AI &amp; Machine Learning</w:t>
-      </w:r>
-      <w:r>
-        <w:rPr>
-          <w:rFonts w:cs="Calibri"/>
-          <w:sz w:val="22"/>
-          <w:szCs w:val="22"/>
-        </w:rPr>
-        <w:t xml:space="preserve"> </w:t>
-      </w:r>
-      <w:r>
-        <w:rPr>
-          <w:rFonts w:cs="Calibri"/>
-          <w:sz w:val="22"/>
-          <w:szCs w:val="22"/>
-        </w:rPr>
-        <w:tab/>
-      </w:r>
-      <w:r>
-        <w:rPr>
-          <w:rFonts w:cs="Calibri"/>
-          <w:sz w:val="22"/>
-          <w:szCs w:val="22"/>
-        </w:rPr>
-        <w:tab/>
-      </w:r>
-      <w:r>
-        <w:rPr>
-          <w:rFonts w:cs="Calibri"/>
-          <w:sz w:val="22"/>
-          <w:szCs w:val="22"/>
-        </w:rPr>
-        <w:tab/>
-      </w:r>
-      <w:r>
-        <w:rPr>
-          <w:rFonts w:cs="Calibri"/>
-          <w:sz w:val="22"/>
-          <w:szCs w:val="22"/>
-        </w:rPr>
-        <w:tab/>
-      </w:r>
-      <w:r>
-        <w:rPr>
-          <w:rFonts w:cs="Calibri"/>
-          <w:sz w:val="22"/>
-          <w:szCs w:val="22"/>
-        </w:rPr>
-        <w:tab/>
-      </w:r>
-      <w:r>
-        <w:rPr>
-          <w:rFonts w:cs="Calibri"/>
-          <w:sz w:val="22"/>
-          <w:szCs w:val="22"/>
-        </w:rPr>
-        <w:tab/>
-      </w:r>
-      <w:r>
         <w:rPr>
           <w:rFonts w:ascii="Lato" w:hAnsi="Lato" w:cs="Calibri"/>
-          <w:sz w:val="22"/>
-          <w:szCs w:val="22"/>
-        </w:rPr>
-        <w:t>2021-2025</w:t>
-      </w:r>
-    </w:p>
-    <w:p>
-      <w:pPr>
-        <w:spacing w:line="276" w:lineRule="auto"/>
-        <w:rPr>
-          <w:rFonts w:ascii="Lato" w:hAnsi="Lato" w:cs="Calibri"/>
-          <w:sz w:val="22"/>
-          <w:szCs w:val="22"/>
+          <w:sz w:val="20"/>
+          <w:szCs w:val="20"/>
         </w:rPr>
       </w:pPr>
       <w:r>
@@ -1501,218 +1372,72 @@
           <w:rFonts w:ascii="Lato" w:hAnsi="Lato" w:cs="Calibri"/>
           <w:i/>
           <w:iCs/>
-          <w:sz w:val="22"/>
-          <w:szCs w:val="22"/>
-        </w:rPr>
-        <w:t xml:space="preserve">Saveetha Engineering College, Chennai, TN | </w:t>
-      </w:r>
-      <w:r>
-        <w:rPr>
-          <w:rFonts w:ascii="Lato" w:hAnsi="Lato" w:cs="Calibri"/>
-          <w:b/>
-          <w:bCs/>
-          <w:i/>
-          <w:iCs/>
-          <w:sz w:val="22"/>
-          <w:szCs w:val="22"/>
-        </w:rPr>
-        <w:t>CGPA: 8.0/1</w:t>
-      </w:r>
-      <w:r>
-        <w:rPr>
-          <w:rFonts w:ascii="Lato" w:hAnsi="Lato" w:cs="Calibri"/>
-          <w:b/>
-          <w:bCs/>
-          <w:i/>
-          <w:iCs/>
-          <w:sz w:val="22"/>
-          <w:szCs w:val="22"/>
-        </w:rPr>
-        <w:t>0</w:t>
-      </w:r>
-    </w:p>
-    <w:p>
-      <w:pPr>
-        <w:spacing w:after="0" w:line="276" w:lineRule="auto"/>
-        <w:rPr>
-          <w:rFonts w:cs="Calibri"/>
-          <w:sz w:val="22"/>
-          <w:szCs w:val="22"/>
-        </w:rPr>
-      </w:pPr>
-      <w:r>
-        <w:rPr>
-          <w:rFonts w:cs="Calibri"/>
-          <w:b/>
-          <w:bCs/>
-          <w:sz w:val="22"/>
-          <w:szCs w:val="22"/>
-        </w:rPr>
-        <w:t>Intermediate, MPC</w:t>
-      </w:r>
-      <w:r>
-        <w:rPr>
-          <w:rFonts w:cs="Calibri"/>
-          <w:b/>
-          <w:bCs/>
-          <w:sz w:val="22"/>
-          <w:szCs w:val="22"/>
-        </w:rPr>
-        <w:t xml:space="preserve"> </w:t>
-      </w:r>
-      <w:r>
-        <w:rPr>
-          <w:rFonts w:cs="Calibri"/>
-          <w:b/>
-          <w:bCs/>
-          <w:sz w:val="22"/>
-          <w:szCs w:val="22"/>
-        </w:rPr>
-        <w:tab/>
-      </w:r>
-      <w:r>
-        <w:rPr>
-          <w:rFonts w:cs="Calibri"/>
-          <w:b/>
-          <w:bCs/>
-          <w:sz w:val="22"/>
-          <w:szCs w:val="22"/>
-        </w:rPr>
-        <w:tab/>
-      </w:r>
-      <w:r>
-        <w:rPr>
-          <w:rFonts w:cs="Calibri"/>
-          <w:b/>
-          <w:bCs/>
-          <w:sz w:val="22"/>
-          <w:szCs w:val="22"/>
-        </w:rPr>
-        <w:tab/>
-      </w:r>
-      <w:r>
-        <w:rPr>
-          <w:rFonts w:cs="Calibri"/>
-          <w:b/>
-          <w:bCs/>
-          <w:sz w:val="22"/>
-          <w:szCs w:val="22"/>
-        </w:rPr>
-        <w:tab/>
-      </w:r>
-      <w:r>
-        <w:rPr>
-          <w:rFonts w:cs="Calibri"/>
-          <w:b/>
-          <w:bCs/>
-          <w:sz w:val="22"/>
-          <w:szCs w:val="22"/>
-        </w:rPr>
-        <w:tab/>
-      </w:r>
-      <w:r>
-        <w:rPr>
-          <w:rFonts w:cs="Calibri"/>
-          <w:b/>
-          <w:bCs/>
-          <w:sz w:val="22"/>
-          <w:szCs w:val="22"/>
-        </w:rPr>
-        <w:tab/>
-      </w:r>
-      <w:r>
-        <w:rPr>
-          <w:rFonts w:cs="Calibri"/>
-          <w:b/>
-          <w:bCs/>
-          <w:sz w:val="22"/>
-          <w:szCs w:val="22"/>
-        </w:rPr>
-        <w:tab/>
-      </w:r>
-      <w:r>
-        <w:rPr>
-          <w:rFonts w:cs="Calibri"/>
-          <w:b/>
-          <w:bCs/>
-          <w:sz w:val="22"/>
-          <w:szCs w:val="22"/>
-        </w:rPr>
-        <w:tab/>
-      </w:r>
-      <w:r>
-        <w:rPr>
-          <w:rFonts w:cs="Calibri"/>
-          <w:b/>
-          <w:bCs/>
-          <w:sz w:val="22"/>
-          <w:szCs w:val="22"/>
-        </w:rPr>
-        <w:tab/>
-      </w:r>
-      <w:r>
-        <w:rPr>
-          <w:rFonts w:cs="Calibri"/>
-          <w:b/>
-          <w:bCs/>
-          <w:sz w:val="22"/>
-          <w:szCs w:val="22"/>
-        </w:rPr>
-        <w:tab/>
-      </w:r>
-      <w:r>
-        <w:rPr>
-          <w:rFonts w:ascii="Lato" w:hAnsi="Lato" w:cs="Calibri"/>
-          <w:sz w:val="22"/>
-          <w:szCs w:val="22"/>
-        </w:rPr>
-        <w:t>2019-2021</w:t>
-      </w:r>
-    </w:p>
-    <w:p>
-      <w:pPr>
-        <w:spacing w:after="0" w:line="276" w:lineRule="auto"/>
-        <w:rPr>
-          <w:rFonts w:ascii="Lato" w:hAnsi="Lato" w:cs="Calibri"/>
-          <w:b/>
-          <w:bCs/>
-          <w:sz w:val="22"/>
-          <w:szCs w:val="22"/>
-        </w:rPr>
-      </w:pPr>
+          <w:sz w:val="20"/>
+          <w:szCs w:val="20"/>
+        </w:rPr>
+        <w:t>Saveetha Engineering College</w:t>
+      </w:r>
       <w:r>
         <w:rPr>
           <w:rFonts w:ascii="Lato" w:hAnsi="Lato" w:cs="Calibri"/>
           <w:i/>
           <w:iCs/>
-          <w:sz w:val="22"/>
-          <w:szCs w:val="22"/>
-        </w:rPr>
-        <w:t xml:space="preserve">Sri Chaitanya Junior College, Andhra Pradesh | </w:t>
+          <w:sz w:val="20"/>
+          <w:szCs w:val="20"/>
+        </w:rPr>
+        <w:t xml:space="preserve"> </w:t>
       </w:r>
       <w:r>
         <w:rPr>
           <w:rFonts w:ascii="Lato" w:hAnsi="Lato" w:cs="Calibri"/>
-          <w:b/>
-          <w:bCs/>
+          <w:sz w:val="20"/>
+          <w:szCs w:val="20"/>
+        </w:rPr>
+        <w:t>|</w:t>
+      </w:r>
+      <w:r>
+        <w:rPr>
+          <w:rFonts w:ascii="Lato" w:hAnsi="Lato" w:cs="Calibri"/>
+          <w:sz w:val="20"/>
+          <w:szCs w:val="20"/>
+        </w:rPr>
+        <w:t xml:space="preserve"> </w:t>
+      </w:r>
+      <w:r>
+        <w:rPr>
+          <w:rFonts w:ascii="Lato" w:hAnsi="Lato" w:cs="Calibri"/>
           <w:i/>
           <w:iCs/>
-          <w:sz w:val="22"/>
-          <w:szCs w:val="22"/>
-        </w:rPr>
-        <w:t xml:space="preserve">Percentage: </w:t>
+          <w:sz w:val="20"/>
+          <w:szCs w:val="20"/>
+        </w:rPr>
+        <w:t>2021 – 2025</w:t>
       </w:r>
       <w:r>
         <w:rPr>
           <w:rFonts w:ascii="Lato" w:hAnsi="Lato" w:cs="Calibri"/>
-          <w:b/>
-          <w:bCs/>
+          <w:sz w:val="20"/>
+          <w:szCs w:val="20"/>
+        </w:rPr>
+        <w:t xml:space="preserve"> </w:t>
+      </w:r>
+      <w:r>
+        <w:rPr>
+          <w:rFonts w:ascii="Lato" w:hAnsi="Lato" w:cs="Calibri"/>
+          <w:sz w:val="20"/>
+          <w:szCs w:val="20"/>
+        </w:rPr>
+        <w:t>|</w:t>
+      </w:r>
+      <w:r>
+        <w:rPr>
+          <w:rFonts w:ascii="Lato" w:hAnsi="Lato" w:cs="Calibri"/>
           <w:i/>
           <w:iCs/>
-          <w:sz w:val="22"/>
-          <w:szCs w:val="22"/>
-        </w:rPr>
-        <w:t>80</w:t>
+          <w:sz w:val="20"/>
+          <w:szCs w:val="20"/>
+        </w:rPr>
+        <w:t xml:space="preserve"> </w:t>
       </w:r>
       <w:r>
         <w:rPr>
@@ -1721,52 +1446,178 @@
           <w:bCs/>
           <w:i/>
           <w:iCs/>
-          <w:sz w:val="22"/>
-          <w:szCs w:val="22"/>
-        </w:rPr>
-        <w:t>%</w:t>
+          <w:sz w:val="20"/>
+          <w:szCs w:val="20"/>
+        </w:rPr>
+        <w:t>CGPA: 8.0/1</w:t>
       </w:r>
       <w:r>
         <w:rPr>
           <w:rFonts w:ascii="Lato" w:hAnsi="Lato" w:cs="Calibri"/>
           <w:b/>
           <w:bCs/>
-          <w:sz w:val="22"/>
-          <w:szCs w:val="22"/>
-        </w:rPr>
-        <w:t xml:space="preserve"> </w:t>
+          <w:i/>
+          <w:iCs/>
+          <w:sz w:val="20"/>
+          <w:szCs w:val="20"/>
+        </w:rPr>
+        <w:t>0</w:t>
       </w:r>
     </w:p>
     <w:p>
       <w:pPr>
-        <w:spacing w:after="0" w:line="240" w:lineRule="auto"/>
-        <w:rPr>
-          <w:rFonts w:ascii="Lato" w:hAnsi="Lato" w:cs="Calibri"/>
-          <w:b/>
-          <w:bCs/>
-          <w:sz w:val="22"/>
-          <w:szCs w:val="22"/>
-        </w:rPr>
-      </w:pPr>
+        <w:spacing w:after="0" w:line="276" w:lineRule="auto"/>
+        <w:rPr>
+          <w:rFonts w:cs="Calibri"/>
+          <w:sz w:val="20"/>
+          <w:szCs w:val="20"/>
+        </w:rPr>
+      </w:pPr>
+      <w:r>
+        <w:rPr>
+          <w:rFonts w:cs="Calibri"/>
+          <w:b/>
+          <w:bCs/>
+          <w:sz w:val="20"/>
+          <w:szCs w:val="20"/>
+        </w:rPr>
+        <w:t>Intermediate, MPC</w:t>
+      </w:r>
     </w:p>
     <w:p>
       <w:pPr>
-        <w:spacing w:line="240" w:lineRule="auto"/>
-        <w:rPr>
-          <w:rFonts w:cs="Calibri"/>
-          <w:color w:val="0036A2"/>
-          <w:sz w:val="22"/>
-          <w:szCs w:val="22"/>
-        </w:rPr>
-      </w:pPr>
-      <w:r>
-        <w:rPr>
-          <w:rFonts w:cs="Calibri"/>
-          <w:color w:val="0036A2"/>
-          <w:sz w:val="22"/>
-          <w:szCs w:val="22"/>
-        </w:rPr>
-        <w:t>CERTIFICATIONS</w:t>
+        <w:spacing w:line="276" w:lineRule="auto"/>
+        <w:rPr>
+          <w:rFonts w:ascii="Lato" w:hAnsi="Lato" w:cs="Calibri"/>
+          <w:b/>
+          <w:bCs/>
+          <w:sz w:val="20"/>
+          <w:szCs w:val="20"/>
+        </w:rPr>
+      </w:pPr>
+      <w:r>
+        <w:rPr>
+          <w:rFonts w:ascii="Lato" w:hAnsi="Lato" w:cs="Calibri"/>
+          <w:i/>
+          <w:iCs/>
+          <w:sz w:val="20"/>
+          <w:szCs w:val="20"/>
+        </w:rPr>
+        <w:t>Sri Chaitanya Junior College</w:t>
+      </w:r>
+      <w:r>
+        <w:rPr>
+          <w:rFonts w:ascii="Lato" w:hAnsi="Lato" w:cs="Calibri"/>
+          <w:i/>
+          <w:iCs/>
+          <w:sz w:val="20"/>
+          <w:szCs w:val="20"/>
+        </w:rPr>
+        <w:t xml:space="preserve"> </w:t>
+      </w:r>
+      <w:r>
+        <w:rPr>
+          <w:rFonts w:ascii="Lato" w:hAnsi="Lato" w:cs="Calibri"/>
+          <w:sz w:val="20"/>
+          <w:szCs w:val="20"/>
+        </w:rPr>
+        <w:t>|</w:t>
+      </w:r>
+      <w:r>
+        <w:rPr>
+          <w:rFonts w:ascii="Lato" w:hAnsi="Lato" w:cs="Calibri"/>
+          <w:sz w:val="20"/>
+          <w:szCs w:val="20"/>
+        </w:rPr>
+        <w:t xml:space="preserve"> 2019 </w:t>
+      </w:r>
+      <w:r>
+        <w:rPr>
+          <w:rFonts w:ascii="Lato" w:hAnsi="Lato" w:cs="Calibri"/>
+          <w:i/>
+          <w:iCs/>
+          <w:sz w:val="20"/>
+          <w:szCs w:val="20"/>
+        </w:rPr>
+        <w:t>–</w:t>
+      </w:r>
+      <w:r>
+        <w:rPr>
+          <w:rFonts w:ascii="Lato" w:hAnsi="Lato" w:cs="Calibri"/>
+          <w:i/>
+          <w:iCs/>
+          <w:sz w:val="20"/>
+          <w:szCs w:val="20"/>
+        </w:rPr>
+        <w:t xml:space="preserve"> </w:t>
+      </w:r>
+      <w:r>
+        <w:rPr>
+          <w:rFonts w:ascii="Lato" w:hAnsi="Lato" w:cs="Calibri"/>
+          <w:sz w:val="20"/>
+          <w:szCs w:val="20"/>
+        </w:rPr>
+        <w:t>2021</w:t>
+      </w:r>
+      <w:r>
+        <w:rPr>
+          <w:rFonts w:ascii="Lato" w:hAnsi="Lato" w:cs="Calibri"/>
+          <w:i/>
+          <w:iCs/>
+          <w:sz w:val="20"/>
+          <w:szCs w:val="20"/>
+        </w:rPr>
+        <w:t xml:space="preserve"> | </w:t>
+      </w:r>
+      <w:r>
+        <w:rPr>
+          <w:rFonts w:ascii="Lato" w:hAnsi="Lato" w:cs="Calibri"/>
+          <w:b/>
+          <w:bCs/>
+          <w:i/>
+          <w:iCs/>
+          <w:sz w:val="20"/>
+          <w:szCs w:val="20"/>
+        </w:rPr>
+        <w:t>Percentage: 80</w:t>
+      </w:r>
+      <w:r>
+        <w:rPr>
+          <w:rFonts w:ascii="Lato" w:hAnsi="Lato" w:cs="Calibri"/>
+          <w:b/>
+          <w:bCs/>
+          <w:i/>
+          <w:iCs/>
+          <w:sz w:val="20"/>
+          <w:szCs w:val="20"/>
+        </w:rPr>
+        <w:t>%</w:t>
+      </w:r>
+    </w:p>
+    <w:p>
+      <w:pPr>
+        <w:spacing w:after="0" w:line="276" w:lineRule="auto"/>
+        <w:rPr>
+          <w:rFonts w:cs="Calibri"/>
+          <w:color w:val="005555"/>
+          <w:sz w:val="26"/>
+          <w:szCs w:val="26"/>
+        </w:rPr>
+        <w:sectPr>
+          <w:pgSz w:w="11906" w:h="16838"/>
+          <w:pgMar w:top="567" w:right="964" w:bottom="567" w:left="964" w:header="709" w:footer="709" w:gutter="0"/>
+          <w:cols w:space="708"/>
+          <w:docGrid w:linePitch="360"/>
+        </w:sectPr>
+      </w:pPr>
+      <w:r>
+        <w:rPr>
+          <w:rFonts w:cs="Calibri"/>
+          <w:color w:val="005555"/>
+          <w:sz w:val="26"/>
+          <w:szCs w:val="26"/>
+        </w:rPr>
+        <w:t>Certifications</w:t>
       </w:r>
     </w:p>
     <w:p>
@@ -1778,33 +1629,42 @@
         <w:spacing w:after="0" w:line="276" w:lineRule="auto"/>
         <w:rPr>
           <w:rFonts w:cs="Calibri"/>
-          <w:sz w:val="22"/>
-          <w:szCs w:val="22"/>
-        </w:rPr>
-      </w:pPr>
-      <w:r>
-        <w:rPr>
-          <w:rFonts w:cs="Calibri"/>
-          <w:sz w:val="22"/>
-          <w:szCs w:val="22"/>
-        </w:rPr>
-        <w:t>AWS Certified Cloud Practitioner –</w:t>
-      </w:r>
-      <w:r>
-        <w:rPr>
-          <w:rFonts w:cs="Calibri"/>
-          <w:sz w:val="22"/>
-          <w:szCs w:val="22"/>
-        </w:rPr>
-        <w:t xml:space="preserve"> Udemy</w:t>
-      </w:r>
-      <w:r>
-        <w:rPr>
-          <w:rFonts w:cs="Calibri"/>
-          <w:sz w:val="22"/>
-          <w:szCs w:val="22"/>
-        </w:rPr>
+          <w:color w:val="000000" w:themeColor="text1"/>
+          <w:sz w:val="20"/>
+          <w:szCs w:val="20"/>
+        </w:rPr>
+      </w:pPr>
+      <w:proofErr w:type="gramStart"/>
+      <w:r>
+        <w:rPr>
+          <w:rFonts w:cs="Calibri"/>
+          <w:color w:val="000000" w:themeColor="text1"/>
+          <w:sz w:val="20"/>
+          <w:szCs w:val="20"/>
+        </w:rPr>
+        <w:t>A</w:t>
+      </w:r>
+      <w:proofErr w:type="gramEnd"/>
+      <w:r>
         <w:t xml:space="preserve"> </w:t>
+      </w:r>
+      <w:r>
+        <w:rPr>
+          <w:rFonts w:cs="Calibri"/>
+          <w:color w:val="000000" w:themeColor="text1"/>
+          <w:sz w:val="20"/>
+          <w:szCs w:val="20"/>
+        </w:rPr>
+        <w:t>AWS Certified Cloud Practitioner | Amazon Web Services | 202</w:t>
+      </w:r>
+      <w:r>
+        <w:rPr>
+          <w:rFonts w:cs="Calibri"/>
+          <w:color w:val="000000" w:themeColor="text1"/>
+          <w:sz w:val="20"/>
+          <w:szCs w:val="20"/>
+        </w:rPr>
+        <w:t>5</w:t>
       </w:r>
     </w:p>
     <w:p>
@@ -1816,17 +1676,28 @@
         <w:spacing w:after="0" w:line="276" w:lineRule="auto"/>
         <w:rPr>
           <w:rFonts w:cs="Calibri"/>
-          <w:sz w:val="22"/>
-          <w:szCs w:val="22"/>
-        </w:rPr>
-      </w:pPr>
-      <w:r>
-        <w:rPr>
-          <w:rFonts w:cs="Calibri"/>
-          <w:sz w:val="22"/>
-          <w:szCs w:val="22"/>
-        </w:rPr>
-        <w:t>Machine Learning with Python – IBM / Udemy</w:t>
+          <w:color w:val="000000" w:themeColor="text1"/>
+          <w:sz w:val="20"/>
+          <w:szCs w:val="20"/>
+        </w:rPr>
+      </w:pPr>
+      <w:r>
+        <w:rPr>
+          <w:rFonts w:cs="Calibri"/>
+          <w:color w:val="000000" w:themeColor="text1"/>
+          <w:sz w:val="20"/>
+          <w:szCs w:val="20"/>
+        </w:rPr>
+        <w:t>Machine Learning with Python | IBM / Udemy | 202</w:t>
+      </w:r>
+      <w:r>
+        <w:rPr>
+          <w:rFonts w:cs="Calibri"/>
+          <w:color w:val="000000" w:themeColor="text1"/>
+          <w:sz w:val="20"/>
+          <w:szCs w:val="20"/>
+        </w:rPr>
+        <w:t>5</w:t>
       </w:r>
     </w:p>
     <w:p>
@@ -1835,170 +1706,35 @@
           <w:ilvl w:val="0"/>
           <w:numId w:val="6"/>
         </w:numPr>
-        <w:spacing w:line="276" w:lineRule="auto"/>
-        <w:rPr>
-          <w:rFonts w:cs="Calibri"/>
-          <w:sz w:val="22"/>
-          <w:szCs w:val="22"/>
-        </w:rPr>
-      </w:pPr>
-      <w:r>
-        <w:rPr>
-          <w:rFonts w:cs="Calibri"/>
-          <w:sz w:val="22"/>
-          <w:szCs w:val="22"/>
-        </w:rPr>
-        <w:t xml:space="preserve">Python Programming Certification – </w:t>
-      </w:r>
-      <w:proofErr w:type="spellStart"/>
-      <w:r>
-        <w:rPr>
-          <w:rFonts w:cs="Calibri"/>
-          <w:sz w:val="22"/>
-          <w:szCs w:val="22"/>
-        </w:rPr>
-        <w:t>FabHost</w:t>
-      </w:r>
-      <w:proofErr w:type="spellEnd"/>
-      <w:r>
-        <w:rPr>
-          <w:rFonts w:cs="Calibri"/>
-          <w:sz w:val="22"/>
-          <w:szCs w:val="22"/>
-        </w:rPr>
-        <w:t xml:space="preserve"> Tech Solutions</w:t>
-      </w:r>
-    </w:p>
-    <w:p>
-      <w:pPr>
-        <w:spacing w:before="240"/>
-        <w:rPr>
-          <w:rFonts w:cs="Calibri"/>
-          <w:color w:val="0036A2"/>
-          <w:sz w:val="22"/>
-          <w:szCs w:val="22"/>
-        </w:rPr>
-      </w:pPr>
-      <w:r>
-        <w:rPr>
-          <w:rFonts w:cs="Calibri"/>
-          <w:color w:val="0036A2"/>
-          <w:sz w:val="22"/>
-          <w:szCs w:val="22"/>
-        </w:rPr>
-        <w:t>ACHIEVEMENTS &amp; LEADERSHIP</w:t>
-      </w:r>
-    </w:p>
-    <w:p>
-      <w:pPr>
-        <w:numPr>
-          <w:ilvl w:val="0"/>
-          <w:numId w:val="7"/>
-        </w:numPr>
-        <w:rPr>
-          <w:rFonts w:cs="Calibri"/>
-          <w:sz w:val="22"/>
-          <w:szCs w:val="22"/>
-        </w:rPr>
-      </w:pPr>
-      <w:r>
-        <w:rPr>
-          <w:rFonts w:cs="Calibri"/>
-          <w:sz w:val="22"/>
-          <w:szCs w:val="22"/>
-        </w:rPr>
-        <w:t>Drowsiness Detection System: Engineered a CNN-based Deep Learning model achieving 95% accuracy in real-time driver fatigue monitoring.</w:t>
-      </w:r>
-    </w:p>
-    <w:p>
-      <w:pPr>
-        <w:numPr>
-          <w:ilvl w:val="0"/>
-          <w:numId w:val="7"/>
-        </w:numPr>
-        <w:rPr>
-          <w:rFonts w:cs="Calibri"/>
-          <w:sz w:val="22"/>
-          <w:szCs w:val="22"/>
-        </w:rPr>
-      </w:pPr>
-      <w:r>
-        <w:rPr>
-          <w:rFonts w:cs="Calibri"/>
-          <w:sz w:val="22"/>
-          <w:szCs w:val="22"/>
-        </w:rPr>
-        <w:t xml:space="preserve">Internship Optimization: Improved model performance by 10% at </w:t>
-      </w:r>
-      <w:proofErr w:type="spellStart"/>
-      <w:r>
-        <w:rPr>
-          <w:rFonts w:cs="Calibri"/>
-          <w:sz w:val="22"/>
-          <w:szCs w:val="22"/>
-        </w:rPr>
-        <w:t>FabHost</w:t>
-      </w:r>
-      <w:proofErr w:type="spellEnd"/>
-      <w:r>
-        <w:rPr>
-          <w:rFonts w:cs="Calibri"/>
-          <w:sz w:val="22"/>
-          <w:szCs w:val="22"/>
-        </w:rPr>
-        <w:t xml:space="preserve"> through advanced Feature Engineering and data pipeline refinement.</w:t>
-      </w:r>
-    </w:p>
-    <w:p>
-      <w:pPr>
-        <w:numPr>
-          <w:ilvl w:val="0"/>
-          <w:numId w:val="7"/>
-        </w:numPr>
-        <w:rPr>
-          <w:rFonts w:cs="Calibri"/>
-          <w:sz w:val="22"/>
-          <w:szCs w:val="22"/>
-        </w:rPr>
-      </w:pPr>
-      <w:r>
-        <w:rPr>
-          <w:rFonts w:cs="Calibri"/>
-          <w:sz w:val="22"/>
-          <w:szCs w:val="22"/>
-        </w:rPr>
-        <w:t>Event Leadership: Served as an Organizer for Celenza 2K24, a national-level technical symposium; managed logistics and technical workshops for 500+ participants.</w:t>
-      </w:r>
-    </w:p>
-    <w:p>
-      <w:pPr>
-        <w:numPr>
-          <w:ilvl w:val="0"/>
-          <w:numId w:val="7"/>
-        </w:numPr>
-        <w:rPr>
-          <w:rFonts w:cs="Calibri"/>
-          <w:sz w:val="22"/>
-          <w:szCs w:val="22"/>
-        </w:rPr>
-      </w:pPr>
-      <w:r>
-        <w:rPr>
-          <w:rFonts w:cs="Calibri"/>
-          <w:sz w:val="22"/>
-          <w:szCs w:val="22"/>
-        </w:rPr>
-        <w:t>Hackathon Participant: Competed in AI-focused hackathons, developing rapid prototypes for real-world predictive analytics challenges.</w:t>
-      </w:r>
-    </w:p>
-    <w:p>
-      <w:pPr>
-        <w:rPr>
-          <w:rFonts w:cs="Calibri"/>
-        </w:rPr>
-      </w:pPr>
+        <w:spacing w:after="0" w:line="276" w:lineRule="auto"/>
+        <w:rPr>
+          <w:rFonts w:cs="Calibri"/>
+          <w:color w:val="000000" w:themeColor="text1"/>
+          <w:sz w:val="20"/>
+          <w:szCs w:val="20"/>
+        </w:rPr>
+      </w:pPr>
+      <w:r>
+        <w:rPr>
+          <w:rFonts w:cs="Calibri"/>
+          <w:color w:val="000000" w:themeColor="text1"/>
+          <w:sz w:val="20"/>
+          <w:szCs w:val="20"/>
+        </w:rPr>
+        <w:t>Python Programming Certification | FabHost Tech Solutions | 202</w:t>
+      </w:r>
+      <w:r>
+        <w:rPr>
+          <w:rFonts w:cs="Calibri"/>
+          <w:color w:val="000000" w:themeColor="text1"/>
+          <w:sz w:val="20"/>
+          <w:szCs w:val="20"/>
+        </w:rPr>
+        <w:t>4</w:t>
+      </w:r>
     </w:p>
     <w:sectPr>
+      <w:type w:val="continuous"/>
       <w:pgSz w:w="11906" w:h="16838"/>
       <w:pgMar w:top="567" w:right="964" w:bottom="567" w:left="964" w:header="709" w:footer="709" w:gutter="0"/>
       <w:cols w:space="708"/>
@@ -2061,6 +1797,155 @@
 <file path=word/numbering.xml><?xml version="1.0" encoding="utf-8"?>
 <w:numbering xmlns:wpc="http://schemas.microsoft.com/office/word/2010/wordprocessingCanvas" xmlns:cx="http://schemas.microsoft.com/office/drawing/2014/chartex" xmlns:cx1="http://schemas.microsoft.com/office/drawing/2015/9/8/chartex" xmlns:cx2="http://schemas.microsoft.com/office/drawing/2015/10/21/chartex" xmlns:cx3="http://schemas.microsoft.com/office/drawing/2016/5/9/chartex" xmlns:cx4="http://schemas.microsoft.com/office/drawing/2016/5/10/chartex" xmlns:cx5="http://schemas.microsoft.com/office/drawing/2016/5/11/chartex" xmlns:cx6="http://schemas.microsoft.com/office/drawing/2016/5/12/chartex" xmlns:cx7="http://schemas.microsoft.com/office/drawing/2016/5/13/chartex" xmlns:cx8="http://schemas.microsoft.com/office/drawing/2016/5/14/chartex" xmlns:mc="http://schemas.openxmlformats.org/markup-compatibility/2006" xmlns:aink="http://schemas.microsoft.com/office/drawing/2016/ink" xmlns:am3d="http://schemas.microsoft.com/office/drawing/2017/model3d" xmlns:o="urn:schemas-microsoft-com:office:office" xmlns:oel="http://schemas.microsoft.com/office/2019/extlst" xmlns:r="http://schemas.openxmlformats.org/officeDocument/2006/relationships" xmlns:m="http://schemas.openxmlformats.org/officeDocument/2006/math" xmlns:v="urn:schemas-microsoft-com:vml" xmlns:wp14="http://schemas.microsoft.com/office/word/2010/wordprocessingDrawing" xmlns:wp="http://schemas.openxmlformats.org/drawingml/2006/wordprocessingDrawing" xmlns:w10="urn:schemas-microsoft-com:office:word" xmlns:w="http://schemas.openxmlformats.org/wordprocessingml/2006/main" xmlns:w14="http://schemas.microsoft.com/office/word/2010/wordml" xmlns:w15="http://schemas.microsoft.com/office/word/2012/wordml" xmlns:w16cex="http://schemas.microsoft.com/office/word/2018/wordml/cex" xmlns:w16cid="http://schemas.microsoft.com/office/word/2016/wordml/cid" xmlns:w16="http://schemas.microsoft.com/office/word/2018/wordml" xmlns:w16du="http://schemas.microsoft.com/office/word/2023/wordml/word16du" xmlns:w16sdtdh="http://schemas.microsoft.com/office/word/2020/wordml/sdtdatahash" xmlns:w16sdtfl="http://schemas.microsoft.com/office/word/2024/wordml/sdtformatlock" xmlns:w16se="http://schemas.microsoft.com/office/word/2015/wordml/symex" xmlns:wpg="http://schemas.microsoft.com/office/word/2010/wordprocessingGroup" xmlns:wpi="http://schemas.microsoft.com/office/word/2010/wordprocessingInk" xmlns:wne="http://schemas.microsoft.com/office/word/2006/wordml" xmlns:wps="http://schemas.microsoft.com/office/word/2010/wordprocessingShape" mc:Ignorable="w14 w15 w16se w16cid w16 w16cex w16sdtdh w16sdtfl w16du wp14">
   <w:abstractNum w:abstractNumId="0" w15:restartNumberingAfterBreak="0">
+    <w:nsid w:val="00421180"/>
+    <w:multiLevelType w:val="multilevel"/>
+    <w:tmpl w:val="58ECBD5E"/>
+    <w:lvl w:ilvl="0">
+      <w:start w:val="1"/>
+      <w:numFmt w:val="bullet"/>
+      <w:lvlText w:val=""/>
+      <w:lvlJc w:val="left"/>
+      <w:pPr>
+        <w:tabs>
+          <w:tab w:val="num" w:pos="720"/>
+        </w:tabs>
+        <w:ind w:left="720" w:hanging="360"/>
+      </w:pPr>
+      <w:rPr>
+        <w:rFonts w:ascii="Symbol" w:hAnsi="Symbol" w:hint="default"/>
+        <w:sz w:val="20"/>
+      </w:rPr>
+    </w:lvl>
+    <w:lvl w:ilvl="1" w:tentative="1">
+      <w:start w:val="1"/>
+      <w:numFmt w:val="bullet"/>
+      <w:lvlText w:val=""/>
+      <w:lvlJc w:val="left"/>
+      <w:pPr>
+        <w:tabs>
+          <w:tab w:val="num" w:pos="1440"/>
+        </w:tabs>
+        <w:ind w:left="1440" w:hanging="360"/>
+      </w:pPr>
+      <w:rPr>
+        <w:rFonts w:ascii="Symbol" w:hAnsi="Symbol" w:hint="default"/>
+        <w:sz w:val="20"/>
+      </w:rPr>
+    </w:lvl>
+    <w:lvl w:ilvl="2" w:tentative="1">
+      <w:start w:val="1"/>
+      <w:numFmt w:val="bullet"/>
+      <w:lvlText w:val=""/>
+      <w:lvlJc w:val="left"/>
+      <w:pPr>
+        <w:tabs>
+          <w:tab w:val="num" w:pos="2160"/>
+        </w:tabs>
+        <w:ind w:left="2160" w:hanging="360"/>
+      </w:pPr>
+      <w:rPr>
+        <w:rFonts w:ascii="Symbol" w:hAnsi="Symbol" w:hint="default"/>
+        <w:sz w:val="20"/>
+      </w:rPr>
+    </w:lvl>
+    <w:lvl w:ilvl="3" w:tentative="1">
+      <w:start w:val="1"/>
+      <w:numFmt w:val="bullet"/>
+      <w:lvlText w:val=""/>
+      <w:lvlJc w:val="left"/>
+      <w:pPr>
+        <w:tabs>
+          <w:tab w:val="num" w:pos="2880"/>
+        </w:tabs>
+        <w:ind w:left="2880" w:hanging="360"/>
+      </w:pPr>
+      <w:rPr>
+        <w:rFonts w:ascii="Symbol" w:hAnsi="Symbol" w:hint="default"/>
+        <w:sz w:val="20"/>
+      </w:rPr>
+    </w:lvl>
+    <w:lvl w:ilvl="4" w:tentative="1">
+      <w:start w:val="1"/>
+      <w:numFmt w:val="bullet"/>
+      <w:lvlText w:val=""/>
+      <w:lvlJc w:val="left"/>
+      <w:pPr>
+        <w:tabs>
+          <w:tab w:val="num" w:pos="3600"/>
+        </w:tabs>
+        <w:ind w:left="3600" w:hanging="360"/>
+      </w:pPr>
+      <w:rPr>
+        <w:rFonts w:ascii="Symbol" w:hAnsi="Symbol" w:hint="default"/>
+        <w:sz w:val="20"/>
+      </w:rPr>
+    </w:lvl>
+    <w:lvl w:ilvl="5" w:tentative="1">
+      <w:start w:val="1"/>
+      <w:numFmt w:val="bullet"/>
+      <w:lvlText w:val=""/>
+      <w:lvlJc w:val="left"/>
+      <w:pPr>
+        <w:tabs>
+          <w:tab w:val="num" w:pos="4320"/>
+        </w:tabs>
+        <w:ind w:left="4320" w:hanging="360"/>
+      </w:pPr>
+      <w:rPr>
+        <w:rFonts w:ascii="Symbol" w:hAnsi="Symbol" w:hint="default"/>
+        <w:sz w:val="20"/>
+      </w:rPr>
+    </w:lvl>
+    <w:lvl w:ilvl="6" w:tentative="1">
+      <w:start w:val="1"/>
+      <w:numFmt w:val="bullet"/>
+      <w:lvlText w:val=""/>
+      <w:lvlJc w:val="left"/>
+      <w:pPr>
+        <w:tabs>
+          <w:tab w:val="num" w:pos="5040"/>
+        </w:tabs>
+        <w:ind w:left="5040" w:hanging="360"/>
+      </w:pPr>
+      <w:rPr>
+        <w:rFonts w:ascii="Symbol" w:hAnsi="Symbol" w:hint="default"/>
+        <w:sz w:val="20"/>
+      </w:rPr>
+    </w:lvl>
+    <w:lvl w:ilvl="7" w:tentative="1">
+      <w:start w:val="1"/>
+      <w:numFmt w:val="bullet"/>
+      <w:lvlText w:val=""/>
+      <w:lvlJc w:val="left"/>
+      <w:pPr>
+        <w:tabs>
+          <w:tab w:val="num" w:pos="5760"/>
+        </w:tabs>
+        <w:ind w:left="5760" w:hanging="360"/>
+      </w:pPr>
+      <w:rPr>
+        <w:rFonts w:ascii="Symbol" w:hAnsi="Symbol" w:hint="default"/>
+        <w:sz w:val="20"/>
+      </w:rPr>
+    </w:lvl>
+    <w:lvl w:ilvl="8" w:tentative="1">
+      <w:start w:val="1"/>
+      <w:numFmt w:val="bullet"/>
+      <w:lvlText w:val=""/>
+      <w:lvlJc w:val="left"/>
+      <w:pPr>
+        <w:tabs>
+          <w:tab w:val="num" w:pos="6480"/>
+        </w:tabs>
+        <w:ind w:left="6480" w:hanging="360"/>
+      </w:pPr>
+      <w:rPr>
+        <w:rFonts w:ascii="Symbol" w:hAnsi="Symbol" w:hint="default"/>
+        <w:sz w:val="20"/>
+      </w:rPr>
+    </w:lvl>
+  </w:abstractNum>
+  <w:abstractNum w:abstractNumId="1" w15:restartNumberingAfterBreak="0">
     <w:nsid w:val="2A7466BC"/>
     <w:multiLevelType w:val="hybridMultilevel"/>
     <w:tmpl w:val="EC366F70"/>
@@ -2173,7 +2058,7 @@
       </w:rPr>
     </w:lvl>
   </w:abstractNum>
-  <w:abstractNum w:abstractNumId="1" w15:restartNumberingAfterBreak="0">
+  <w:abstractNum w:abstractNumId="2" w15:restartNumberingAfterBreak="0">
     <w:nsid w:val="33A51188"/>
     <w:multiLevelType w:val="multilevel"/>
     <w:tmpl w:val="818EB67E"/>
@@ -2322,7 +2207,156 @@
       </w:rPr>
     </w:lvl>
   </w:abstractNum>
-  <w:abstractNum w:abstractNumId="2" w15:restartNumberingAfterBreak="0">
+  <w:abstractNum w:abstractNumId="3" w15:restartNumberingAfterBreak="0">
+    <w:nsid w:val="3B963230"/>
+    <w:multiLevelType w:val="multilevel"/>
+    <w:tmpl w:val="58ECBD5E"/>
+    <w:lvl w:ilvl="0">
+      <w:start w:val="1"/>
+      <w:numFmt w:val="bullet"/>
+      <w:lvlText w:val=""/>
+      <w:lvlJc w:val="left"/>
+      <w:pPr>
+        <w:tabs>
+          <w:tab w:val="num" w:pos="720"/>
+        </w:tabs>
+        <w:ind w:left="720" w:hanging="360"/>
+      </w:pPr>
+      <w:rPr>
+        <w:rFonts w:ascii="Symbol" w:hAnsi="Symbol" w:hint="default"/>
+        <w:sz w:val="20"/>
+      </w:rPr>
+    </w:lvl>
+    <w:lvl w:ilvl="1" w:tentative="1">
+      <w:start w:val="1"/>
+      <w:numFmt w:val="bullet"/>
+      <w:lvlText w:val=""/>
+      <w:lvlJc w:val="left"/>
+      <w:pPr>
+        <w:tabs>
+          <w:tab w:val="num" w:pos="1440"/>
+        </w:tabs>
+        <w:ind w:left="1440" w:hanging="360"/>
+      </w:pPr>
+      <w:rPr>
+        <w:rFonts w:ascii="Symbol" w:hAnsi="Symbol" w:hint="default"/>
+        <w:sz w:val="20"/>
+      </w:rPr>
+    </w:lvl>
+    <w:lvl w:ilvl="2" w:tentative="1">
+      <w:start w:val="1"/>
+      <w:numFmt w:val="bullet"/>
+      <w:lvlText w:val=""/>
+      <w:lvlJc w:val="left"/>
+      <w:pPr>
+        <w:tabs>
+          <w:tab w:val="num" w:pos="2160"/>
+        </w:tabs>
+        <w:ind w:left="2160" w:hanging="360"/>
+      </w:pPr>
+      <w:rPr>
+        <w:rFonts w:ascii="Symbol" w:hAnsi="Symbol" w:hint="default"/>
+        <w:sz w:val="20"/>
+      </w:rPr>
+    </w:lvl>
+    <w:lvl w:ilvl="3" w:tentative="1">
+      <w:start w:val="1"/>
+      <w:numFmt w:val="bullet"/>
+      <w:lvlText w:val=""/>
+      <w:lvlJc w:val="left"/>
+      <w:pPr>
+        <w:tabs>
+          <w:tab w:val="num" w:pos="2880"/>
+        </w:tabs>
+        <w:ind w:left="2880" w:hanging="360"/>
+      </w:pPr>
+      <w:rPr>
+        <w:rFonts w:ascii="Symbol" w:hAnsi="Symbol" w:hint="default"/>
+        <w:sz w:val="20"/>
+      </w:rPr>
+    </w:lvl>
+    <w:lvl w:ilvl="4" w:tentative="1">
+      <w:start w:val="1"/>
+      <w:numFmt w:val="bullet"/>
+      <w:lvlText w:val=""/>
+      <w:lvlJc w:val="left"/>
+      <w:pPr>
+        <w:tabs>
+          <w:tab w:val="num" w:pos="3600"/>
+        </w:tabs>
+        <w:ind w:left="3600" w:hanging="360"/>
+      </w:pPr>
+      <w:rPr>
+        <w:rFonts w:ascii="Symbol" w:hAnsi="Symbol" w:hint="default"/>
+        <w:sz w:val="20"/>
+      </w:rPr>
+    </w:lvl>
+    <w:lvl w:ilvl="5" w:tentative="1">
+      <w:start w:val="1"/>
+      <w:numFmt w:val="bullet"/>
+      <w:lvlText w:val=""/>
+      <w:lvlJc w:val="left"/>
+      <w:pPr>
+        <w:tabs>
+          <w:tab w:val="num" w:pos="4320"/>
+        </w:tabs>
+        <w:ind w:left="4320" w:hanging="360"/>
+      </w:pPr>
+      <w:rPr>
+        <w:rFonts w:ascii="Symbol" w:hAnsi="Symbol" w:hint="default"/>
+        <w:sz w:val="20"/>
+      </w:rPr>
+    </w:lvl>
+    <w:lvl w:ilvl="6" w:tentative="1">
+      <w:start w:val="1"/>
+      <w:numFmt w:val="bullet"/>
+      <w:lvlText w:val=""/>
+      <w:lvlJc w:val="left"/>
+      <w:pPr>
+        <w:tabs>
+          <w:tab w:val="num" w:pos="5040"/>
+        </w:tabs>
+        <w:ind w:left="5040" w:hanging="360"/>
+      </w:pPr>
+      <w:rPr>
+        <w:rFonts w:ascii="Symbol" w:hAnsi="Symbol" w:hint="default"/>
+        <w:sz w:val="20"/>
+      </w:rPr>
+    </w:lvl>
+    <w:lvl w:ilvl="7" w:tentative="1">
+      <w:start w:val="1"/>
+      <w:numFmt w:val="bullet"/>
+      <w:lvlText w:val=""/>
+      <w:lvlJc w:val="left"/>
+      <w:pPr>
+        <w:tabs>
+          <w:tab w:val="num" w:pos="5760"/>
+        </w:tabs>
+        <w:ind w:left="5760" w:hanging="360"/>
+      </w:pPr>
+      <w:rPr>
+        <w:rFonts w:ascii="Symbol" w:hAnsi="Symbol" w:hint="default"/>
+        <w:sz w:val="20"/>
+      </w:rPr>
+    </w:lvl>
+    <w:lvl w:ilvl="8" w:tentative="1">
+      <w:start w:val="1"/>
+      <w:numFmt w:val="bullet"/>
+      <w:lvlText w:val=""/>
+      <w:lvlJc w:val="left"/>
+      <w:pPr>
+        <w:tabs>
+          <w:tab w:val="num" w:pos="6480"/>
+        </w:tabs>
+        <w:ind w:left="6480" w:hanging="360"/>
+      </w:pPr>
+      <w:rPr>
+        <w:rFonts w:ascii="Symbol" w:hAnsi="Symbol" w:hint="default"/>
+        <w:sz w:val="20"/>
+      </w:rPr>
+    </w:lvl>
+  </w:abstractNum>
+  <w:abstractNum w:abstractNumId="4" w15:restartNumberingAfterBreak="0">
     <w:nsid w:val="40245739"/>
     <w:multiLevelType w:val="multilevel"/>
     <w:tmpl w:val="CAEE85D8"/>
@@ -2471,7 +2505,7 @@
       </w:rPr>
     </w:lvl>
   </w:abstractNum>
-  <w:abstractNum w:abstractNumId="3" w15:restartNumberingAfterBreak="0">
+  <w:abstractNum w:abstractNumId="5" w15:restartNumberingAfterBreak="0">
     <w:nsid w:val="49A16A44"/>
     <w:multiLevelType w:val="multilevel"/>
     <w:tmpl w:val="FD16F7EA"/>
@@ -2620,7 +2654,7 @@
       </w:rPr>
     </w:lvl>
   </w:abstractNum>
-  <w:abstractNum w:abstractNumId="4" w15:restartNumberingAfterBreak="0">
+  <w:abstractNum w:abstractNumId="6" w15:restartNumberingAfterBreak="0">
     <w:nsid w:val="522B7A6A"/>
     <w:multiLevelType w:val="multilevel"/>
     <w:tmpl w:val="F474AC52"/>
@@ -2640,7 +2674,7 @@
         <w:sz w:val="20"/>
       </w:rPr>
     </w:lvl>
-    <w:lvl w:ilvl="1" w:tentative="1">
+    <w:lvl w:ilvl="1">
       <w:start w:val="1"/>
       <w:numFmt w:val="bullet"/>
       <w:lvlText w:val="o"/>
@@ -2769,7 +2803,7 @@
       </w:rPr>
     </w:lvl>
   </w:abstractNum>
-  <w:abstractNum w:abstractNumId="5" w15:restartNumberingAfterBreak="0">
+  <w:abstractNum w:abstractNumId="7" w15:restartNumberingAfterBreak="0">
     <w:nsid w:val="54410B32"/>
     <w:multiLevelType w:val="multilevel"/>
     <w:tmpl w:val="58ECBD5E"/>
@@ -2918,7 +2952,7 @@
       </w:rPr>
     </w:lvl>
   </w:abstractNum>
-  <w:abstractNum w:abstractNumId="6" w15:restartNumberingAfterBreak="0">
+  <w:abstractNum w:abstractNumId="8" w15:restartNumberingAfterBreak="0">
     <w:nsid w:val="6BB24755"/>
     <w:multiLevelType w:val="multilevel"/>
     <w:tmpl w:val="8E06F988"/>
@@ -3067,7 +3101,7 @@
       </w:rPr>
     </w:lvl>
   </w:abstractNum>
-  <w:abstractNum w:abstractNumId="7" w15:restartNumberingAfterBreak="0">
+  <w:abstractNum w:abstractNumId="9" w15:restartNumberingAfterBreak="0">
     <w:nsid w:val="7E41459C"/>
     <w:multiLevelType w:val="multilevel"/>
     <w:tmpl w:val="75F229BC"/>
@@ -3217,28 +3251,34 @@
     </w:lvl>
   </w:abstractNum>
   <w:num w:numId="1" w16cid:durableId="1232934523">
-    <w:abstractNumId w:val="3"/>
+    <w:abstractNumId w:val="5"/>
   </w:num>
   <w:num w:numId="2" w16cid:durableId="477185023">
+    <w:abstractNumId w:val="6"/>
+  </w:num>
+  <w:num w:numId="3" w16cid:durableId="739838213">
+    <w:abstractNumId w:val="7"/>
+  </w:num>
+  <w:num w:numId="4" w16cid:durableId="129901763">
     <w:abstractNumId w:val="4"/>
   </w:num>
-  <w:num w:numId="3" w16cid:durableId="739838213">
-    <w:abstractNumId w:val="5"/>
+  <w:num w:numId="5" w16cid:durableId="938291751">
+    <w:abstractNumId w:val="9"/>
   </w:num>
-  <w:num w:numId="4" w16cid:durableId="129901763">
+  <w:num w:numId="6" w16cid:durableId="1485126829">
     <w:abstractNumId w:val="2"/>
   </w:num>
-  <w:num w:numId="5" w16cid:durableId="938291751">
-    <w:abstractNumId w:val="7"/>
+  <w:num w:numId="7" w16cid:durableId="1064569316">
+    <w:abstractNumId w:val="8"/>
   </w:num>
-  <w:num w:numId="6" w16cid:durableId="1485126829">
+  <w:num w:numId="8" w16cid:durableId="22097793">
     <w:abstractNumId w:val="1"/>
   </w:num>
-  <w:num w:numId="7" w16cid:durableId="1064569316">
-    <w:abstractNumId w:val="6"/>
+  <w:num w:numId="9" w16cid:durableId="1716812988">
+    <w:abstractNumId w:val="0"/>
   </w:num>
-  <w:num w:numId="8" w16cid:durableId="22097793">
-    <w:abstractNumId w:val="0"/>
+  <w:num w:numId="10" w16cid:durableId="1996839736">
+    <w:abstractNumId w:val="3"/>
   </w:num>
 </w:numbering>
 </file>

--- a/Balireddy Mahalakshmi.docx
+++ b/Balireddy Mahalakshmi.docx
@@ -286,26 +286,50 @@
     </w:p>
     <w:p>
       <w:pPr>
+        <w:jc w:val="both"/>
+        <w:rPr>
+          <w:rFonts w:ascii="Lato" w:hAnsi="Lato" w:cs="Calibri"/>
+          <w:sz w:val="20"/>
+          <w:szCs w:val="20"/>
+        </w:rPr>
+      </w:pPr>
+      <w:r>
+        <w:rPr>
+          <w:rFonts w:ascii="Lato" w:hAnsi="Lato" w:cs="Calibri"/>
+          <w:sz w:val="20"/>
+          <w:szCs w:val="20"/>
+        </w:rPr>
+        <w:t xml:space="preserve">AI/ML Graduate with </w:t>
+      </w:r>
+      <w:r>
+        <w:rPr>
+          <w:rFonts w:ascii="Lato" w:hAnsi="Lato" w:cs="Calibri"/>
+          <w:sz w:val="20"/>
+          <w:szCs w:val="20"/>
+        </w:rPr>
+        <w:t xml:space="preserve">skills in Python automation and Deep Learning </w:t>
+      </w:r>
+      <w:r>
+        <w:rPr>
+          <w:rFonts w:ascii="Lato" w:hAnsi="Lato" w:cs="Calibri"/>
+          <w:sz w:val="20"/>
+          <w:szCs w:val="20"/>
+        </w:rPr>
+        <w:t>eager to join your organization</w:t>
+      </w:r>
+      <w:r>
+        <w:rPr>
+          <w:rFonts w:ascii="Lato" w:hAnsi="Lato" w:cs="Calibri"/>
+          <w:sz w:val="20"/>
+          <w:szCs w:val="20"/>
+        </w:rPr>
+        <w:t>. I’m interested in the full life cycle of data—from building ETL pipelines to seeing models tested in a truck's test cell. I’m a proactive learner who enjoys working in Agile teams, and I’m eager to contribute to Data-Driven Powertrain Development while growing my expertise in sustainable transport solutions.</w:t>
+      </w:r>
+    </w:p>
+    <w:p>
+      <w:pPr>
         <w:spacing w:after="0"/>
         <w:jc w:val="both"/>
-        <w:rPr>
-          <w:rFonts w:ascii="Lato" w:hAnsi="Lato" w:cs="Calibri"/>
-          <w:sz w:val="20"/>
-          <w:szCs w:val="20"/>
-        </w:rPr>
-      </w:pPr>
-      <w:r>
-        <w:rPr>
-          <w:rFonts w:ascii="Lato" w:hAnsi="Lato" w:cs="Calibri"/>
-          <w:sz w:val="20"/>
-          <w:szCs w:val="20"/>
-        </w:rPr>
-        <w:t>AI/ML Graduate with a strong foundation in building intelligent systems that solve real-world problems. I specialize in developing deep learning models—like YOLO and LSTMs—and connecting them to live data sources. I have hands-on experience in Python automation, predictive analytics, and deploying solutions using AWS cloud. I’m passionate about making AI practical, scalable, and easy to use in everyday life.</w:t>
-      </w:r>
-    </w:p>
-    <w:p>
-      <w:pPr>
-        <w:spacing w:before="240" w:after="0" w:line="276" w:lineRule="auto"/>
         <w:rPr>
           <w:rFonts w:cs="Calibri"/>
           <w:color w:val="005555"/>
@@ -344,15 +368,33 @@
           <w:sz w:val="20"/>
           <w:szCs w:val="20"/>
         </w:rPr>
-        <w:t>Programming Languages:</w:t>
-      </w:r>
-      <w:r>
-        <w:rPr>
-          <w:rFonts w:cs="Calibri"/>
-          <w:sz w:val="20"/>
-          <w:szCs w:val="20"/>
-        </w:rPr>
-        <w:t xml:space="preserve"> Python, SQL (MySQL), C, Data Structures &amp; Algorithms (DSA).</w:t>
+        <w:t>Data Engineering &amp; Analytics:</w:t>
+      </w:r>
+      <w:r>
+        <w:rPr>
+          <w:rFonts w:cs="Calibri"/>
+          <w:sz w:val="20"/>
+          <w:szCs w:val="20"/>
+        </w:rPr>
+        <w:t xml:space="preserve"> ETL Automation, Pandas, NumPy, Scikit-learn, </w:t>
+      </w:r>
+      <w:proofErr w:type="spellStart"/>
+      <w:r>
+        <w:rPr>
+          <w:rFonts w:cs="Calibri"/>
+          <w:sz w:val="20"/>
+          <w:szCs w:val="20"/>
+        </w:rPr>
+        <w:t>XGBoost</w:t>
+      </w:r>
+      <w:proofErr w:type="spellEnd"/>
+      <w:r>
+        <w:rPr>
+          <w:rFonts w:cs="Calibri"/>
+          <w:sz w:val="20"/>
+          <w:szCs w:val="20"/>
+        </w:rPr>
+        <w:t>.</w:t>
       </w:r>
     </w:p>
     <w:p>
@@ -376,71 +418,23 @@
           <w:sz w:val="20"/>
           <w:szCs w:val="20"/>
         </w:rPr>
-        <w:t>Machine Learning:</w:t>
-      </w:r>
-      <w:r>
-        <w:rPr>
-          <w:rFonts w:cs="Calibri"/>
-          <w:sz w:val="20"/>
-          <w:szCs w:val="20"/>
-        </w:rPr>
-        <w:t xml:space="preserve"> </w:t>
-      </w:r>
-      <w:r>
-        <w:rPr>
-          <w:rFonts w:cs="Calibri"/>
-          <w:sz w:val="20"/>
-          <w:szCs w:val="20"/>
-        </w:rPr>
-        <w:t>Model De</w:t>
-      </w:r>
-      <w:r>
-        <w:rPr>
-          <w:rFonts w:cs="Calibri"/>
-          <w:sz w:val="20"/>
-          <w:szCs w:val="20"/>
-        </w:rPr>
-        <w:t>velopment</w:t>
-      </w:r>
-      <w:r>
-        <w:rPr>
-          <w:rFonts w:cs="Calibri"/>
-          <w:sz w:val="20"/>
-          <w:szCs w:val="20"/>
-        </w:rPr>
-        <w:t>, Deep Learning</w:t>
-      </w:r>
-      <w:r>
-        <w:rPr>
-          <w:rFonts w:cs="Calibri"/>
-          <w:sz w:val="20"/>
-          <w:szCs w:val="20"/>
-        </w:rPr>
-        <w:t xml:space="preserve"> Architectures</w:t>
-      </w:r>
-      <w:r>
-        <w:rPr>
-          <w:rFonts w:cs="Calibri"/>
-          <w:sz w:val="20"/>
-          <w:szCs w:val="20"/>
-        </w:rPr>
-        <w:t>, NLP</w:t>
-      </w:r>
-      <w:r>
-        <w:rPr>
-          <w:rFonts w:cs="Calibri"/>
-          <w:sz w:val="20"/>
-          <w:szCs w:val="20"/>
-        </w:rPr>
-        <w:t xml:space="preserve">, </w:t>
-      </w:r>
-      <w:r>
-        <w:rPr>
-          <w:rFonts w:cs="Calibri"/>
-          <w:sz w:val="20"/>
-          <w:szCs w:val="20"/>
-        </w:rPr>
-        <w:t>Data cleaning &amp; preprocessing.</w:t>
+        <w:t>Machine Learning &amp; Gen AI:</w:t>
+      </w:r>
+      <w:r>
+        <w:rPr>
+          <w:rFonts w:cs="Calibri"/>
+          <w:sz w:val="20"/>
+          <w:szCs w:val="20"/>
+        </w:rPr>
+        <w:t xml:space="preserve"> Deep Learning, Neural Networks, LLM Applications, Model Validation</w:t>
+      </w:r>
+      <w:r>
+        <w:rPr>
+          <w:rFonts w:cs="Calibri"/>
+          <w:sz w:val="20"/>
+          <w:szCs w:val="20"/>
+        </w:rPr>
+        <w:t>.</w:t>
       </w:r>
     </w:p>
     <w:p>
@@ -464,15 +458,15 @@
           <w:sz w:val="20"/>
           <w:szCs w:val="20"/>
         </w:rPr>
-        <w:t>Libraries &amp; Frameworks:</w:t>
-      </w:r>
-      <w:r>
-        <w:rPr>
-          <w:rFonts w:cs="Calibri"/>
-          <w:sz w:val="20"/>
-          <w:szCs w:val="20"/>
-        </w:rPr>
-        <w:t xml:space="preserve"> TensorFlow, Keras, OpenCV, Pandas, NumPy, Matplotlib.</w:t>
+        <w:t>Data Visualization:</w:t>
+      </w:r>
+      <w:r>
+        <w:rPr>
+          <w:rFonts w:cs="Calibri"/>
+          <w:sz w:val="20"/>
+          <w:szCs w:val="20"/>
+        </w:rPr>
+        <w:t xml:space="preserve"> Power BI (Advanced), Interactive Dashboards, MS Excel, SHAP (Explainable AI).</w:t>
       </w:r>
     </w:p>
     <w:p>
@@ -496,31 +490,33 @@
           <w:sz w:val="20"/>
           <w:szCs w:val="20"/>
         </w:rPr>
-        <w:t>Tools &amp; Cloud:</w:t>
-      </w:r>
-      <w:r>
-        <w:rPr>
-          <w:rFonts w:cs="Calibri"/>
-          <w:sz w:val="20"/>
-          <w:szCs w:val="20"/>
-        </w:rPr>
-        <w:t xml:space="preserve"> AWS (Certified), FastAPI,</w:t>
-      </w:r>
-      <w:r>
-        <w:rPr>
-          <w:rFonts w:cs="Calibri"/>
-          <w:sz w:val="20"/>
-          <w:szCs w:val="20"/>
-        </w:rPr>
-        <w:t xml:space="preserve"> Postman,</w:t>
-      </w:r>
-      <w:r>
-        <w:rPr>
-          <w:rFonts w:cs="Calibri"/>
-          <w:sz w:val="20"/>
-          <w:szCs w:val="20"/>
-        </w:rPr>
-        <w:t xml:space="preserve"> Git, GitHub, Power BI, VS Code, MS Excel.</w:t>
+        <w:t>Cloud &amp; DevOps:</w:t>
+      </w:r>
+      <w:r>
+        <w:rPr>
+          <w:rFonts w:cs="Calibri"/>
+          <w:sz w:val="20"/>
+          <w:szCs w:val="20"/>
+        </w:rPr>
+        <w:t xml:space="preserve"> AWS (EC2, S3), Git/GitHub, </w:t>
+      </w:r>
+      <w:proofErr w:type="spellStart"/>
+      <w:r>
+        <w:rPr>
+          <w:rFonts w:cs="Calibri"/>
+          <w:sz w:val="20"/>
+          <w:szCs w:val="20"/>
+        </w:rPr>
+        <w:t>MLOps</w:t>
+      </w:r>
+      <w:proofErr w:type="spellEnd"/>
+      <w:r>
+        <w:rPr>
+          <w:rFonts w:cs="Calibri"/>
+          <w:sz w:val="20"/>
+          <w:szCs w:val="20"/>
+        </w:rPr>
+        <w:t xml:space="preserve"> Fundamentals.</w:t>
       </w:r>
     </w:p>
     <w:p>
@@ -544,8 +540,30 @@
           <w:sz w:val="20"/>
           <w:szCs w:val="20"/>
         </w:rPr>
-        <w:t>Soft</w:t>
-      </w:r>
+        <w:t>Programming &amp; IoT:</w:t>
+      </w:r>
+      <w:r>
+        <w:rPr>
+          <w:rFonts w:cs="Calibri"/>
+          <w:sz w:val="20"/>
+          <w:szCs w:val="20"/>
+        </w:rPr>
+        <w:t xml:space="preserve"> Python, Java, C, SQL, Arduino IDE, ESP32/Sensor Integration.</w:t>
+      </w:r>
+    </w:p>
+    <w:p>
+      <w:pPr>
+        <w:numPr>
+          <w:ilvl w:val="0"/>
+          <w:numId w:val="2"/>
+        </w:numPr>
+        <w:spacing w:after="0" w:line="240" w:lineRule="auto"/>
+        <w:rPr>
+          <w:rFonts w:cs="Calibri"/>
+          <w:sz w:val="20"/>
+          <w:szCs w:val="20"/>
+        </w:rPr>
+      </w:pPr>
       <w:r>
         <w:rPr>
           <w:rFonts w:cs="Calibri"/>
@@ -554,49 +572,15 @@
           <w:sz w:val="20"/>
           <w:szCs w:val="20"/>
         </w:rPr>
-        <w:t xml:space="preserve"> S</w:t>
-      </w:r>
-      <w:r>
-        <w:rPr>
-          <w:rFonts w:cs="Calibri"/>
-          <w:b/>
-          <w:bCs/>
-          <w:sz w:val="20"/>
-          <w:szCs w:val="20"/>
-        </w:rPr>
-        <w:t>kills:</w:t>
-      </w:r>
-      <w:r>
-        <w:rPr>
-          <w:rFonts w:cs="Calibri"/>
-          <w:sz w:val="20"/>
-          <w:szCs w:val="20"/>
-        </w:rPr>
-        <w:t xml:space="preserve"> </w:t>
-      </w:r>
-      <w:r>
-        <w:rPr>
-          <w:rFonts w:cs="Calibri"/>
-          <w:sz w:val="20"/>
-          <w:szCs w:val="20"/>
-        </w:rPr>
-        <w:t>Collaborated with cross functional teams, Documented ML Workflows,</w:t>
-      </w:r>
-      <w:r>
-        <w:rPr>
-          <w:rFonts w:cs="Calibri"/>
-          <w:sz w:val="20"/>
-          <w:szCs w:val="20"/>
-        </w:rPr>
-        <w:t xml:space="preserve"> communicated</w:t>
-      </w:r>
-      <w:r>
-        <w:rPr>
-          <w:rFonts w:cs="Calibri"/>
-          <w:sz w:val="20"/>
-          <w:szCs w:val="20"/>
-        </w:rPr>
-        <w:t xml:space="preserve"> findings using data visualization tools</w:t>
+        <w:t>Core Competencies:</w:t>
+      </w:r>
+      <w:r>
+        <w:rPr>
+          <w:rFonts w:cs="Calibri"/>
+          <w:sz w:val="20"/>
+          <w:szCs w:val="20"/>
+        </w:rPr>
+        <w:t xml:space="preserve"> Model Deployment, Data-Driven Decision Making, Agile Collaboration.</w:t>
       </w:r>
     </w:p>
     <w:p>
@@ -1046,6 +1030,7 @@
         </w:rPr>
         <w:t xml:space="preserve"> and </w:t>
       </w:r>
+      <w:proofErr w:type="spellStart"/>
       <w:r>
         <w:rPr>
           <w:rFonts w:cs="Calibri"/>
@@ -1057,6 +1042,7 @@
         </w:rPr>
         <w:t>FastAPI</w:t>
       </w:r>
+      <w:proofErr w:type="spellEnd"/>
       <w:r>
         <w:rPr>
           <w:rFonts w:cs="Calibri"/>
@@ -1605,7 +1591,7 @@
     </w:p>
     <w:p>
       <w:pPr>
-        <w:spacing w:after="0" w:line="276" w:lineRule="auto"/>
+        <w:spacing w:after="0" w:line="240" w:lineRule="auto"/>
         <w:rPr>
           <w:rFonts w:ascii="Lato" w:hAnsi="Lato" w:cs="Calibri"/>
           <w:sz w:val="20"/>
